--- a/7_figures/output/figure3/Figure3A.docx
+++ b/7_figures/output/figure3/Figure3A.docx
@@ -1,30 +1,40 @@
 
 <file path=word/document.xml><?xml version="1.0" encoding="utf-8"?>
-<w:document xmlns:wpc="http://schemas.microsoft.com/office/word/2010/wordprocessingCanvas" xmlns:cx="http://schemas.microsoft.com/office/drawing/2014/chartex" xmlns:cx1="http://schemas.microsoft.com/office/drawing/2015/9/8/chartex" xmlns:cx2="http://schemas.microsoft.com/office/drawing/2015/10/21/chartex" xmlns:cx3="http://schemas.microsoft.com/office/drawing/2016/5/9/chartex" xmlns:cx4="http://schemas.microsoft.com/office/drawing/2016/5/10/chartex" xmlns:cx5="http://schemas.microsoft.com/office/drawing/2016/5/11/chartex" xmlns:cx6="http://schemas.microsoft.com/office/drawing/2016/5/12/chartex" xmlns:cx7="http://schemas.microsoft.com/office/drawing/2016/5/13/chartex" xmlns:cx8="http://schemas.microsoft.com/office/drawing/2016/5/14/chartex" xmlns:mc="http://schemas.openxmlformats.org/markup-compatibility/2006" xmlns:aink="http://schemas.microsoft.com/office/drawing/2016/ink" xmlns:am3d="http://schemas.microsoft.com/office/drawing/2017/model3d" xmlns:o="urn:schemas-microsoft-com:office:office" xmlns:r="http://schemas.openxmlformats.org/officeDocument/2006/relationships" xmlns:m="http://schemas.openxmlformats.org/officeDocument/2006/math" xmlns:v="urn:schemas-microsoft-com:vml" xmlns:wp14="http://schemas.microsoft.com/office/word/2010/wordprocessingDrawing" xmlns:wp="http://schemas.openxmlformats.org/drawingml/2006/wordprocessingDrawing" xmlns:w10="urn:schemas-microsoft-com:office:word" xmlns:w="http://schemas.openxmlformats.org/wordprocessingml/2006/main" xmlns:w14="http://schemas.microsoft.com/office/word/2010/wordml" xmlns:w15="http://schemas.microsoft.com/office/word/2012/wordml" xmlns:w16cex="http://schemas.microsoft.com/office/word/2018/wordml/cex" xmlns:w16cid="http://schemas.microsoft.com/office/word/2016/wordml/cid" xmlns:w16="http://schemas.microsoft.com/office/word/2018/wordml" xmlns:w16se="http://schemas.microsoft.com/office/word/2015/wordml/symex" xmlns:wpg="http://schemas.microsoft.com/office/word/2010/wordprocessingGroup" xmlns:wpi="http://schemas.microsoft.com/office/word/2010/wordprocessingInk" xmlns:wne="http://schemas.microsoft.com/office/word/2006/wordml" xmlns:wps="http://schemas.microsoft.com/office/word/2010/wordprocessingShape" mc:Ignorable="w14 w15 w16se w16cid w16 w16cex wp14">
+<w:document xmlns:wpc="http://schemas.microsoft.com/office/word/2010/wordprocessingCanvas" xmlns:cx="http://schemas.microsoft.com/office/drawing/2014/chartex" xmlns:cx1="http://schemas.microsoft.com/office/drawing/2015/9/8/chartex" xmlns:cx2="http://schemas.microsoft.com/office/drawing/2015/10/21/chartex" xmlns:cx3="http://schemas.microsoft.com/office/drawing/2016/5/9/chartex" xmlns:cx4="http://schemas.microsoft.com/office/drawing/2016/5/10/chartex" xmlns:cx5="http://schemas.microsoft.com/office/drawing/2016/5/11/chartex" xmlns:cx6="http://schemas.microsoft.com/office/drawing/2016/5/12/chartex" xmlns:cx7="http://schemas.microsoft.com/office/drawing/2016/5/13/chartex" xmlns:cx8="http://schemas.microsoft.com/office/drawing/2016/5/14/chartex" xmlns:mc="http://schemas.openxmlformats.org/markup-compatibility/2006" xmlns:aink="http://schemas.microsoft.com/office/drawing/2016/ink" xmlns:am3d="http://schemas.microsoft.com/office/drawing/2017/model3d" xmlns:o="urn:schemas-microsoft-com:office:office" xmlns:oel="http://schemas.microsoft.com/office/2019/extlst" xmlns:r="http://schemas.openxmlformats.org/officeDocument/2006/relationships" xmlns:m="http://schemas.openxmlformats.org/officeDocument/2006/math" xmlns:v="urn:schemas-microsoft-com:vml" xmlns:wp14="http://schemas.microsoft.com/office/word/2010/wordprocessingDrawing" xmlns:wp="http://schemas.openxmlformats.org/drawingml/2006/wordprocessingDrawing" xmlns:w10="urn:schemas-microsoft-com:office:word" xmlns:w="http://schemas.openxmlformats.org/wordprocessingml/2006/main" xmlns:w14="http://schemas.microsoft.com/office/word/2010/wordml" xmlns:w15="http://schemas.microsoft.com/office/word/2012/wordml" xmlns:w16cex="http://schemas.microsoft.com/office/word/2018/wordml/cex" xmlns:w16cid="http://schemas.microsoft.com/office/word/2016/wordml/cid" xmlns:w16="http://schemas.microsoft.com/office/word/2018/wordml" xmlns:w16du="http://schemas.microsoft.com/office/word/2023/wordml/word16du" xmlns:w16sdtdh="http://schemas.microsoft.com/office/word/2020/wordml/sdtdatahash" xmlns:w16sdtfl="http://schemas.microsoft.com/office/word/2024/wordml/sdtformatlock" xmlns:w16se="http://schemas.microsoft.com/office/word/2015/wordml/symex" xmlns:wpg="http://schemas.microsoft.com/office/word/2010/wordprocessingGroup" xmlns:wpi="http://schemas.microsoft.com/office/word/2010/wordprocessingInk" xmlns:wne="http://schemas.microsoft.com/office/word/2006/wordml" xmlns:wps="http://schemas.microsoft.com/office/word/2010/wordprocessingShape" mc:Ignorable="w14 w15 w16se w16cid w16 w16cex w16sdtdh w16sdtfl w16du wp14">
   <w:body>
     <w:p>
       <w:pPr>
         <w:pStyle w:val="TableCaption"/>
-        <w:jc w:val="center"/>
         <w:keepNext/>
         <w:pBdr>
-          <w:bottom w:val="none" w:sz="0" w:space="0" w:color="000000"/>
           <w:top w:val="none" w:sz="0" w:space="0" w:color="000000"/>
           <w:left w:val="none" w:sz="0" w:space="0" w:color="000000"/>
+          <w:bottom w:val="none" w:sz="0" w:space="0" w:color="000000"/>
           <w:right w:val="none" w:sz="0" w:space="0" w:color="000000"/>
         </w:pBdr>
-        <w:spacing w:after="60" w:before="60" w:line="240"/>
-        <w:ind w:left="60" w:right="60" w:firstLine="0" w:firstLineChars="0"/>
+        <w:spacing w:before="60" w:after="60"/>
+        <w:ind w:left="60" w:right="60"/>
+        <w:rPr>
+          <w:rFonts w:ascii="Times New Roman" w:hAnsi="Times New Roman" w:cs="Times New Roman"/>
+          <w:i w:val="0"/>
+          <w:iCs/>
+        </w:rPr>
       </w:pPr>
       <w:r>
-        <w:t xml:space="preserve">Figure 3A. Wealth Table</w:t>
+        <w:rPr>
+          <w:rFonts w:ascii="Times New Roman" w:hAnsi="Times New Roman" w:cs="Times New Roman"/>
+          <w:i w:val="0"/>
+          <w:iCs/>
+        </w:rPr>
+        <w:t>Figure 3A. Wealth Summary Statistics</w:t>
       </w:r>
     </w:p>
-    <w:tbl xmlns:a="http://schemas.openxmlformats.org/drawingml/2006/main" xmlns:pic="http://schemas.openxmlformats.org/drawingml/2006/picture">
+    <w:tbl>
       <w:tblPr>
+        <w:tblW w:w="0" w:type="auto"/>
+        <w:jc w:val="center"/>
         <w:tblLayout w:type="fixed"/>
-        <w:jc w:val="center"/>
-        <w:tblLook w:firstRow="1" w:lastRow="0" w:firstColumn="0" w:lastColumn="0" w:noHBand="0" w:noVBand="1"/>
+        <w:tblLook w:val="0420" w:firstRow="1" w:lastRow="0" w:firstColumn="0" w:lastColumn="0" w:noHBand="0" w:noVBand="1"/>
       </w:tblPr>
       <w:tblGrid>
         <w:gridCol w:w="1463"/>
@@ -35,478 +45,405 @@
       </w:tblGrid>
       <w:tr>
         <w:trPr>
-          <w:trHeight w:val="619" w:hRule="auto"/>
           <w:tblHeader/>
+          <w:jc w:val="center"/>
         </w:trPr>
-        header1
         <w:tc>
           <w:tcPr>
+            <w:tcW w:w="1463" w:type="dxa"/>
             <w:tcBorders>
-              <w:bottom w:val="single" w:sz="12" w:space="0" w:color="666666"/>
               <w:top w:val="single" w:sz="12" w:space="0" w:color="666666"/>
               <w:left w:val="none" w:sz="0" w:space="0" w:color="000000"/>
+              <w:bottom w:val="single" w:sz="12" w:space="0" w:color="666666"/>
               <w:right w:val="none" w:sz="0" w:space="0" w:color="000000"/>
             </w:tcBorders>
             <w:shd w:val="clear" w:color="auto" w:fill="FFFFFF"/>
             <w:tcMar>
               <w:top w:w="0" w:type="dxa"/>
+              <w:left w:w="0" w:type="dxa"/>
               <w:bottom w:w="0" w:type="dxa"/>
-              <w:left w:w="0" w:type="dxa"/>
               <w:right w:w="0" w:type="dxa"/>
             </w:tcMar>
             <w:vAlign w:val="center"/>
           </w:tcPr>
           <w:p>
             <w:pPr>
-              <w:jc w:val="center"/>
               <w:pBdr>
-                <w:bottom w:val="none" w:sz="0" w:space="0" w:color="000000"/>
                 <w:top w:val="none" w:sz="0" w:space="0" w:color="000000"/>
                 <w:left w:val="none" w:sz="0" w:space="0" w:color="000000"/>
+                <w:bottom w:val="none" w:sz="0" w:space="0" w:color="000000"/>
                 <w:right w:val="none" w:sz="0" w:space="0" w:color="000000"/>
               </w:pBdr>
-              <w:spacing w:after="100" w:before="100" w:line="240"/>
-              <w:ind w:left="100" w:right="100" w:firstLine="0" w:firstLineChars="0"/>
-              <w:rPr>
-                <w:rFonts w:ascii="Helvetica" w:hAnsi="Helvetica" w:eastAsia="Helvetica" w:cs="Helvetica"/>
-                <w:i w:val="false"/>
-                <w:b w:val="true"/>
-                <w:u w:val="none"/>
-                <w:sz w:val="24"/>
-                <w:szCs w:val="24"/>
+              <w:spacing w:before="100" w:after="100"/>
+              <w:ind w:left="100" w:right="100"/>
+              <w:jc w:val="center"/>
+              <w:rPr>
+                <w:rFonts w:ascii="Times New Roman" w:eastAsia="Helvetica" w:hAnsi="Times New Roman" w:cs="Times New Roman"/>
+                <w:b/>
                 <w:color w:val="000000"/>
               </w:rPr>
             </w:pPr>
             <w:r>
               <w:rPr>
-                <w:rFonts w:ascii="Helvetica" w:hAnsi="Helvetica" w:eastAsia="Helvetica" w:cs="Helvetica"/>
-                <w:i w:val="false"/>
-                <w:b w:val="true"/>
-                <w:u w:val="none"/>
-                <w:sz w:val="24"/>
-                <w:szCs w:val="24"/>
-                <w:color w:val="000000"/>
-              </w:rPr>
-              <w:t xml:space="preserve">Unit</w:t>
+                <w:rFonts w:ascii="Times New Roman" w:eastAsia="Helvetica" w:hAnsi="Times New Roman" w:cs="Times New Roman"/>
+                <w:b/>
+                <w:color w:val="000000"/>
+              </w:rPr>
+              <w:t>Unit</w:t>
             </w:r>
           </w:p>
         </w:tc>
         <w:tc>
           <w:tcPr>
+            <w:tcW w:w="1206" w:type="dxa"/>
             <w:tcBorders>
-              <w:bottom w:val="single" w:sz="12" w:space="0" w:color="666666"/>
               <w:top w:val="single" w:sz="12" w:space="0" w:color="666666"/>
               <w:left w:val="none" w:sz="0" w:space="0" w:color="000000"/>
+              <w:bottom w:val="single" w:sz="12" w:space="0" w:color="666666"/>
               <w:right w:val="none" w:sz="0" w:space="0" w:color="000000"/>
             </w:tcBorders>
             <w:shd w:val="clear" w:color="auto" w:fill="FFFFFF"/>
             <w:tcMar>
               <w:top w:w="0" w:type="dxa"/>
+              <w:left w:w="0" w:type="dxa"/>
               <w:bottom w:w="0" w:type="dxa"/>
-              <w:left w:w="0" w:type="dxa"/>
               <w:right w:w="0" w:type="dxa"/>
             </w:tcMar>
             <w:vAlign w:val="center"/>
           </w:tcPr>
           <w:p>
             <w:pPr>
-              <w:jc w:val="center"/>
               <w:pBdr>
-                <w:bottom w:val="none" w:sz="0" w:space="0" w:color="000000"/>
                 <w:top w:val="none" w:sz="0" w:space="0" w:color="000000"/>
                 <w:left w:val="none" w:sz="0" w:space="0" w:color="000000"/>
+                <w:bottom w:val="none" w:sz="0" w:space="0" w:color="000000"/>
                 <w:right w:val="none" w:sz="0" w:space="0" w:color="000000"/>
               </w:pBdr>
-              <w:spacing w:after="100" w:before="100" w:line="240"/>
-              <w:ind w:left="100" w:right="100" w:firstLine="0" w:firstLineChars="0"/>
-              <w:rPr>
-                <w:rFonts w:ascii="Helvetica" w:hAnsi="Helvetica" w:eastAsia="Helvetica" w:cs="Helvetica"/>
-                <w:i w:val="false"/>
-                <w:b w:val="true"/>
-                <w:u w:val="none"/>
-                <w:sz w:val="24"/>
-                <w:szCs w:val="24"/>
+              <w:spacing w:before="100" w:after="100"/>
+              <w:ind w:left="100" w:right="100"/>
+              <w:jc w:val="center"/>
+              <w:rPr>
+                <w:rFonts w:ascii="Times New Roman" w:eastAsia="Helvetica" w:hAnsi="Times New Roman" w:cs="Times New Roman"/>
+                <w:b/>
                 <w:color w:val="000000"/>
               </w:rPr>
             </w:pPr>
             <w:r>
               <w:rPr>
-                <w:rFonts w:ascii="Helvetica" w:hAnsi="Helvetica" w:eastAsia="Helvetica" w:cs="Helvetica"/>
-                <w:i w:val="false"/>
-                <w:b w:val="true"/>
-                <w:u w:val="none"/>
-                <w:sz w:val="24"/>
-                <w:szCs w:val="24"/>
-                <w:color w:val="000000"/>
-              </w:rPr>
-              <w:t xml:space="preserve">N</w:t>
+                <w:rFonts w:ascii="Times New Roman" w:eastAsia="Helvetica" w:hAnsi="Times New Roman" w:cs="Times New Roman"/>
+                <w:b/>
+                <w:color w:val="000000"/>
+              </w:rPr>
+              <w:t>N</w:t>
             </w:r>
           </w:p>
         </w:tc>
         <w:tc>
           <w:tcPr>
+            <w:tcW w:w="1731" w:type="dxa"/>
             <w:tcBorders>
-              <w:bottom w:val="single" w:sz="12" w:space="0" w:color="666666"/>
               <w:top w:val="single" w:sz="12" w:space="0" w:color="666666"/>
               <w:left w:val="none" w:sz="0" w:space="0" w:color="000000"/>
+              <w:bottom w:val="single" w:sz="12" w:space="0" w:color="666666"/>
               <w:right w:val="none" w:sz="0" w:space="0" w:color="000000"/>
             </w:tcBorders>
             <w:shd w:val="clear" w:color="auto" w:fill="FFFFFF"/>
             <w:tcMar>
               <w:top w:w="0" w:type="dxa"/>
+              <w:left w:w="0" w:type="dxa"/>
               <w:bottom w:w="0" w:type="dxa"/>
-              <w:left w:w="0" w:type="dxa"/>
               <w:right w:w="0" w:type="dxa"/>
             </w:tcMar>
             <w:vAlign w:val="center"/>
           </w:tcPr>
           <w:p>
             <w:pPr>
-              <w:jc w:val="center"/>
               <w:pBdr>
-                <w:bottom w:val="none" w:sz="0" w:space="0" w:color="000000"/>
                 <w:top w:val="none" w:sz="0" w:space="0" w:color="000000"/>
                 <w:left w:val="none" w:sz="0" w:space="0" w:color="000000"/>
+                <w:bottom w:val="none" w:sz="0" w:space="0" w:color="000000"/>
                 <w:right w:val="none" w:sz="0" w:space="0" w:color="000000"/>
               </w:pBdr>
-              <w:spacing w:after="100" w:before="100" w:line="240"/>
-              <w:ind w:left="100" w:right="100" w:firstLine="0" w:firstLineChars="0"/>
-              <w:rPr>
-                <w:rFonts w:ascii="Helvetica" w:hAnsi="Helvetica" w:eastAsia="Helvetica" w:cs="Helvetica"/>
-                <w:i w:val="false"/>
-                <w:b w:val="true"/>
-                <w:u w:val="none"/>
-                <w:sz w:val="24"/>
-                <w:szCs w:val="24"/>
+              <w:spacing w:before="100" w:after="100"/>
+              <w:ind w:left="100" w:right="100"/>
+              <w:jc w:val="center"/>
+              <w:rPr>
+                <w:rFonts w:ascii="Times New Roman" w:eastAsia="Helvetica" w:hAnsi="Times New Roman" w:cs="Times New Roman"/>
+                <w:b/>
                 <w:color w:val="000000"/>
               </w:rPr>
             </w:pPr>
             <w:r>
               <w:rPr>
-                <w:rFonts w:ascii="Helvetica" w:hAnsi="Helvetica" w:eastAsia="Helvetica" w:cs="Helvetica"/>
-                <w:i w:val="false"/>
-                <w:b w:val="true"/>
-                <w:u w:val="none"/>
-                <w:sz w:val="24"/>
-                <w:szCs w:val="24"/>
-                <w:color w:val="000000"/>
-              </w:rPr>
-              <w:t xml:space="preserve">Unique Clans</w:t>
+                <w:rFonts w:ascii="Times New Roman" w:eastAsia="Helvetica" w:hAnsi="Times New Roman" w:cs="Times New Roman"/>
+                <w:b/>
+                <w:color w:val="000000"/>
+              </w:rPr>
+              <w:t>Unique Clans</w:t>
             </w:r>
           </w:p>
         </w:tc>
         <w:tc>
           <w:tcPr>
+            <w:tcW w:w="1621" w:type="dxa"/>
             <w:tcBorders>
-              <w:bottom w:val="single" w:sz="12" w:space="0" w:color="666666"/>
               <w:top w:val="single" w:sz="12" w:space="0" w:color="666666"/>
               <w:left w:val="none" w:sz="0" w:space="0" w:color="000000"/>
+              <w:bottom w:val="single" w:sz="12" w:space="0" w:color="666666"/>
               <w:right w:val="none" w:sz="0" w:space="0" w:color="000000"/>
             </w:tcBorders>
             <w:shd w:val="clear" w:color="auto" w:fill="FFFFFF"/>
             <w:tcMar>
               <w:top w:w="0" w:type="dxa"/>
+              <w:left w:w="0" w:type="dxa"/>
               <w:bottom w:w="0" w:type="dxa"/>
-              <w:left w:w="0" w:type="dxa"/>
               <w:right w:w="0" w:type="dxa"/>
             </w:tcMar>
             <w:vAlign w:val="center"/>
           </w:tcPr>
           <w:p>
             <w:pPr>
-              <w:jc w:val="center"/>
               <w:pBdr>
-                <w:bottom w:val="none" w:sz="0" w:space="0" w:color="000000"/>
                 <w:top w:val="none" w:sz="0" w:space="0" w:color="000000"/>
                 <w:left w:val="none" w:sz="0" w:space="0" w:color="000000"/>
+                <w:bottom w:val="none" w:sz="0" w:space="0" w:color="000000"/>
                 <w:right w:val="none" w:sz="0" w:space="0" w:color="000000"/>
               </w:pBdr>
-              <w:spacing w:after="100" w:before="100" w:line="240"/>
-              <w:ind w:left="100" w:right="100" w:firstLine="0" w:firstLineChars="0"/>
-              <w:rPr>
-                <w:rFonts w:ascii="Helvetica" w:hAnsi="Helvetica" w:eastAsia="Helvetica" w:cs="Helvetica"/>
-                <w:i w:val="false"/>
-                <w:b w:val="true"/>
-                <w:u w:val="none"/>
-                <w:sz w:val="24"/>
-                <w:szCs w:val="24"/>
+              <w:spacing w:before="100" w:after="100"/>
+              <w:ind w:left="100" w:right="100"/>
+              <w:jc w:val="center"/>
+              <w:rPr>
+                <w:rFonts w:ascii="Times New Roman" w:eastAsia="Helvetica" w:hAnsi="Times New Roman" w:cs="Times New Roman"/>
+                <w:b/>
                 <w:color w:val="000000"/>
               </w:rPr>
             </w:pPr>
             <w:r>
               <w:rPr>
-                <w:rFonts w:ascii="Helvetica" w:hAnsi="Helvetica" w:eastAsia="Helvetica" w:cs="Helvetica"/>
-                <w:i w:val="false"/>
-                <w:b w:val="true"/>
-                <w:u w:val="none"/>
-                <w:sz w:val="24"/>
-                <w:szCs w:val="24"/>
-                <w:color w:val="000000"/>
-              </w:rPr>
-              <w:t xml:space="preserve">Mean (Wtd.)</w:t>
+                <w:rFonts w:ascii="Times New Roman" w:eastAsia="Helvetica" w:hAnsi="Times New Roman" w:cs="Times New Roman"/>
+                <w:b/>
+                <w:color w:val="000000"/>
+              </w:rPr>
+              <w:t>Mean (Wtd.)</w:t>
             </w:r>
           </w:p>
         </w:tc>
         <w:tc>
           <w:tcPr>
+            <w:tcW w:w="1853" w:type="dxa"/>
             <w:tcBorders>
-              <w:bottom w:val="single" w:sz="12" w:space="0" w:color="666666"/>
               <w:top w:val="single" w:sz="12" w:space="0" w:color="666666"/>
               <w:left w:val="none" w:sz="0" w:space="0" w:color="000000"/>
+              <w:bottom w:val="single" w:sz="12" w:space="0" w:color="666666"/>
               <w:right w:val="none" w:sz="0" w:space="0" w:color="000000"/>
             </w:tcBorders>
             <w:shd w:val="clear" w:color="auto" w:fill="FFFFFF"/>
             <w:tcMar>
               <w:top w:w="0" w:type="dxa"/>
+              <w:left w:w="0" w:type="dxa"/>
               <w:bottom w:w="0" w:type="dxa"/>
-              <w:left w:w="0" w:type="dxa"/>
               <w:right w:w="0" w:type="dxa"/>
             </w:tcMar>
             <w:vAlign w:val="center"/>
           </w:tcPr>
           <w:p>
             <w:pPr>
-              <w:jc w:val="center"/>
               <w:pBdr>
-                <w:bottom w:val="none" w:sz="0" w:space="0" w:color="000000"/>
                 <w:top w:val="none" w:sz="0" w:space="0" w:color="000000"/>
                 <w:left w:val="none" w:sz="0" w:space="0" w:color="000000"/>
+                <w:bottom w:val="none" w:sz="0" w:space="0" w:color="000000"/>
                 <w:right w:val="none" w:sz="0" w:space="0" w:color="000000"/>
               </w:pBdr>
-              <w:spacing w:after="100" w:before="100" w:line="240"/>
-              <w:ind w:left="100" w:right="100" w:firstLine="0" w:firstLineChars="0"/>
-              <w:rPr>
-                <w:rFonts w:ascii="Helvetica" w:hAnsi="Helvetica" w:eastAsia="Helvetica" w:cs="Helvetica"/>
-                <w:i w:val="false"/>
-                <w:b w:val="true"/>
-                <w:u w:val="none"/>
-                <w:sz w:val="24"/>
-                <w:szCs w:val="24"/>
+              <w:spacing w:before="100" w:after="100"/>
+              <w:ind w:left="100" w:right="100"/>
+              <w:jc w:val="center"/>
+              <w:rPr>
+                <w:rFonts w:ascii="Times New Roman" w:eastAsia="Helvetica" w:hAnsi="Times New Roman" w:cs="Times New Roman"/>
+                <w:b/>
                 <w:color w:val="000000"/>
               </w:rPr>
             </w:pPr>
             <w:r>
               <w:rPr>
-                <w:rFonts w:ascii="Helvetica" w:hAnsi="Helvetica" w:eastAsia="Helvetica" w:cs="Helvetica"/>
-                <w:i w:val="false"/>
-                <w:b w:val="true"/>
-                <w:u w:val="none"/>
-                <w:sz w:val="24"/>
-                <w:szCs w:val="24"/>
-                <w:color w:val="000000"/>
-              </w:rPr>
-              <w:t xml:space="preserve">Mean (Unwtd.)</w:t>
+                <w:rFonts w:ascii="Times New Roman" w:eastAsia="Helvetica" w:hAnsi="Times New Roman" w:cs="Times New Roman"/>
+                <w:b/>
+                <w:color w:val="000000"/>
+              </w:rPr>
+              <w:t>Mean (Unwtd.)</w:t>
             </w:r>
           </w:p>
         </w:tc>
       </w:tr>
       <w:tr>
         <w:trPr>
-          <w:trHeight w:val="598" w:hRule="auto"/>
+          <w:jc w:val="center"/>
         </w:trPr>
-        body1
         <w:tc>
           <w:tcPr>
+            <w:tcW w:w="1463" w:type="dxa"/>
             <w:tcBorders>
-              <w:bottom w:val="single" w:sz="6" w:space="0" w:color="666666"/>
               <w:top w:val="single" w:sz="12" w:space="0" w:color="666666"/>
               <w:left w:val="none" w:sz="0" w:space="0" w:color="000000"/>
+              <w:bottom w:val="single" w:sz="6" w:space="0" w:color="666666"/>
               <w:right w:val="none" w:sz="0" w:space="0" w:color="000000"/>
             </w:tcBorders>
             <w:shd w:val="clear" w:color="auto" w:fill="FFFFFF"/>
             <w:tcMar>
               <w:top w:w="0" w:type="dxa"/>
+              <w:left w:w="0" w:type="dxa"/>
               <w:bottom w:w="0" w:type="dxa"/>
-              <w:left w:w="0" w:type="dxa"/>
               <w:right w:w="0" w:type="dxa"/>
             </w:tcMar>
             <w:vAlign w:val="center"/>
           </w:tcPr>
           <w:p>
             <w:pPr>
-              <w:jc w:val="center"/>
               <w:pBdr>
-                <w:bottom w:val="none" w:sz="0" w:space="0" w:color="000000"/>
                 <w:top w:val="none" w:sz="0" w:space="0" w:color="000000"/>
                 <w:left w:val="none" w:sz="0" w:space="0" w:color="000000"/>
+                <w:bottom w:val="none" w:sz="0" w:space="0" w:color="000000"/>
                 <w:right w:val="none" w:sz="0" w:space="0" w:color="000000"/>
               </w:pBdr>
-              <w:spacing w:after="100" w:before="100" w:line="240"/>
-              <w:ind w:left="100" w:right="100" w:firstLine="0" w:firstLineChars="0"/>
-              <w:rPr>
-                <w:rFonts w:ascii="Helvetica" w:hAnsi="Helvetica" w:eastAsia="Helvetica" w:cs="Helvetica"/>
-                <w:i w:val="false"/>
-                <w:b w:val="false"/>
-                <w:u w:val="none"/>
-                <w:sz w:val="20"/>
-                <w:szCs w:val="20"/>
+              <w:spacing w:before="100" w:after="100"/>
+              <w:ind w:left="100" w:right="100"/>
+              <w:jc w:val="center"/>
+              <w:rPr>
+                <w:rFonts w:ascii="Times New Roman" w:eastAsia="Helvetica" w:hAnsi="Times New Roman" w:cs="Times New Roman"/>
                 <w:color w:val="000000"/>
               </w:rPr>
             </w:pPr>
             <w:r>
               <w:rPr>
-                <w:rFonts w:ascii="Helvetica" w:hAnsi="Helvetica" w:eastAsia="Helvetica" w:cs="Helvetica"/>
-                <w:i w:val="false"/>
-                <w:b w:val="false"/>
-                <w:u w:val="none"/>
-                <w:sz w:val="20"/>
-                <w:szCs w:val="20"/>
-                <w:color w:val="000000"/>
-              </w:rPr>
-              <w:t xml:space="preserve">Household</w:t>
+                <w:rFonts w:ascii="Times New Roman" w:eastAsia="Helvetica" w:hAnsi="Times New Roman" w:cs="Times New Roman"/>
+                <w:color w:val="000000"/>
+              </w:rPr>
+              <w:t>Household</w:t>
             </w:r>
           </w:p>
         </w:tc>
         <w:tc>
           <w:tcPr>
+            <w:tcW w:w="1206" w:type="dxa"/>
             <w:tcBorders>
-              <w:bottom w:val="single" w:sz="6" w:space="0" w:color="666666"/>
               <w:top w:val="single" w:sz="12" w:space="0" w:color="666666"/>
               <w:left w:val="none" w:sz="0" w:space="0" w:color="000000"/>
+              <w:bottom w:val="single" w:sz="6" w:space="0" w:color="666666"/>
               <w:right w:val="none" w:sz="0" w:space="0" w:color="000000"/>
             </w:tcBorders>
             <w:shd w:val="clear" w:color="auto" w:fill="FFFFFF"/>
             <w:tcMar>
               <w:top w:w="0" w:type="dxa"/>
+              <w:left w:w="0" w:type="dxa"/>
               <w:bottom w:w="0" w:type="dxa"/>
-              <w:left w:w="0" w:type="dxa"/>
               <w:right w:w="0" w:type="dxa"/>
             </w:tcMar>
             <w:vAlign w:val="center"/>
           </w:tcPr>
           <w:p>
             <w:pPr>
-              <w:jc w:val="center"/>
               <w:pBdr>
-                <w:bottom w:val="none" w:sz="0" w:space="0" w:color="000000"/>
                 <w:top w:val="none" w:sz="0" w:space="0" w:color="000000"/>
                 <w:left w:val="none" w:sz="0" w:space="0" w:color="000000"/>
+                <w:bottom w:val="none" w:sz="0" w:space="0" w:color="000000"/>
                 <w:right w:val="none" w:sz="0" w:space="0" w:color="000000"/>
               </w:pBdr>
-              <w:spacing w:after="100" w:before="100" w:line="240"/>
-              <w:ind w:left="100" w:right="100" w:firstLine="0" w:firstLineChars="0"/>
-              <w:rPr>
-                <w:rFonts w:ascii="Helvetica" w:hAnsi="Helvetica" w:eastAsia="Helvetica" w:cs="Helvetica"/>
-                <w:i w:val="false"/>
-                <w:b w:val="false"/>
-                <w:u w:val="none"/>
-                <w:sz w:val="20"/>
-                <w:szCs w:val="20"/>
+              <w:spacing w:before="100" w:after="100"/>
+              <w:ind w:left="100" w:right="100"/>
+              <w:jc w:val="center"/>
+              <w:rPr>
+                <w:rFonts w:ascii="Times New Roman" w:eastAsia="Helvetica" w:hAnsi="Times New Roman" w:cs="Times New Roman"/>
                 <w:color w:val="000000"/>
               </w:rPr>
             </w:pPr>
             <w:r>
               <w:rPr>
-                <w:rFonts w:ascii="Helvetica" w:hAnsi="Helvetica" w:eastAsia="Helvetica" w:cs="Helvetica"/>
-                <w:i w:val="false"/>
-                <w:b w:val="false"/>
-                <w:u w:val="none"/>
-                <w:sz w:val="20"/>
-                <w:szCs w:val="20"/>
-                <w:color w:val="000000"/>
-              </w:rPr>
-              <w:t xml:space="preserve">113,513</w:t>
+                <w:rFonts w:ascii="Times New Roman" w:eastAsia="Helvetica" w:hAnsi="Times New Roman" w:cs="Times New Roman"/>
+                <w:color w:val="000000"/>
+              </w:rPr>
+              <w:t>113,513</w:t>
             </w:r>
           </w:p>
         </w:tc>
         <w:tc>
           <w:tcPr>
+            <w:tcW w:w="1731" w:type="dxa"/>
             <w:tcBorders>
-              <w:bottom w:val="single" w:sz="6" w:space="0" w:color="666666"/>
               <w:top w:val="single" w:sz="12" w:space="0" w:color="666666"/>
               <w:left w:val="none" w:sz="0" w:space="0" w:color="000000"/>
+              <w:bottom w:val="single" w:sz="6" w:space="0" w:color="666666"/>
               <w:right w:val="none" w:sz="0" w:space="0" w:color="000000"/>
             </w:tcBorders>
             <w:shd w:val="clear" w:color="auto" w:fill="FFFFFF"/>
             <w:tcMar>
               <w:top w:w="0" w:type="dxa"/>
+              <w:left w:w="0" w:type="dxa"/>
               <w:bottom w:w="0" w:type="dxa"/>
-              <w:left w:w="0" w:type="dxa"/>
               <w:right w:w="0" w:type="dxa"/>
             </w:tcMar>
             <w:vAlign w:val="center"/>
           </w:tcPr>
           <w:p>
             <w:pPr>
-              <w:jc w:val="center"/>
               <w:pBdr>
-                <w:bottom w:val="none" w:sz="0" w:space="0" w:color="000000"/>
                 <w:top w:val="none" w:sz="0" w:space="0" w:color="000000"/>
                 <w:left w:val="none" w:sz="0" w:space="0" w:color="000000"/>
+                <w:bottom w:val="none" w:sz="0" w:space="0" w:color="000000"/>
                 <w:right w:val="none" w:sz="0" w:space="0" w:color="000000"/>
               </w:pBdr>
-              <w:spacing w:after="100" w:before="100" w:line="240"/>
-              <w:ind w:left="100" w:right="100" w:firstLine="0" w:firstLineChars="0"/>
-              <w:rPr>
-                <w:rFonts w:ascii="Helvetica" w:hAnsi="Helvetica" w:eastAsia="Helvetica" w:cs="Helvetica"/>
-                <w:i w:val="false"/>
-                <w:b w:val="false"/>
-                <w:u w:val="none"/>
-                <w:sz w:val="20"/>
-                <w:szCs w:val="20"/>
+              <w:spacing w:before="100" w:after="100"/>
+              <w:ind w:left="100" w:right="100"/>
+              <w:jc w:val="center"/>
+              <w:rPr>
+                <w:rFonts w:ascii="Times New Roman" w:eastAsia="Helvetica" w:hAnsi="Times New Roman" w:cs="Times New Roman"/>
                 <w:color w:val="000000"/>
               </w:rPr>
             </w:pPr>
             <w:r>
               <w:rPr>
-                <w:rFonts w:ascii="Helvetica" w:hAnsi="Helvetica" w:eastAsia="Helvetica" w:cs="Helvetica"/>
-                <w:i w:val="false"/>
-                <w:b w:val="false"/>
-                <w:u w:val="none"/>
-                <w:sz w:val="20"/>
-                <w:szCs w:val="20"/>
-                <w:color w:val="000000"/>
-              </w:rPr>
-              <w:t xml:space="preserve">2,622</w:t>
+                <w:rFonts w:ascii="Times New Roman" w:eastAsia="Helvetica" w:hAnsi="Times New Roman" w:cs="Times New Roman"/>
+                <w:color w:val="000000"/>
+              </w:rPr>
+              <w:t>2,622</w:t>
             </w:r>
           </w:p>
         </w:tc>
         <w:tc>
           <w:tcPr>
+            <w:tcW w:w="1621" w:type="dxa"/>
             <w:tcBorders>
-              <w:bottom w:val="single" w:sz="6" w:space="0" w:color="666666"/>
               <w:top w:val="single" w:sz="12" w:space="0" w:color="666666"/>
               <w:left w:val="none" w:sz="0" w:space="0" w:color="000000"/>
+              <w:bottom w:val="single" w:sz="6" w:space="0" w:color="666666"/>
               <w:right w:val="none" w:sz="0" w:space="0" w:color="000000"/>
             </w:tcBorders>
             <w:shd w:val="clear" w:color="auto" w:fill="FFFFFF"/>
             <w:tcMar>
               <w:top w:w="0" w:type="dxa"/>
+              <w:left w:w="0" w:type="dxa"/>
               <w:bottom w:w="0" w:type="dxa"/>
-              <w:left w:w="0" w:type="dxa"/>
               <w:right w:w="0" w:type="dxa"/>
             </w:tcMar>
             <w:vAlign w:val="center"/>
           </w:tcPr>
           <w:p>
             <w:pPr>
-              <w:jc w:val="center"/>
               <w:pBdr>
-                <w:bottom w:val="none" w:sz="0" w:space="0" w:color="000000"/>
                 <w:top w:val="none" w:sz="0" w:space="0" w:color="000000"/>
                 <w:left w:val="none" w:sz="0" w:space="0" w:color="000000"/>
+                <w:bottom w:val="none" w:sz="0" w:space="0" w:color="000000"/>
                 <w:right w:val="none" w:sz="0" w:space="0" w:color="000000"/>
               </w:pBdr>
-              <w:spacing w:after="100" w:before="100" w:line="240"/>
-              <w:ind w:left="100" w:right="100" w:firstLine="0" w:firstLineChars="0"/>
-              <w:rPr>
-                <w:rFonts w:ascii="Helvetica" w:hAnsi="Helvetica" w:eastAsia="Helvetica" w:cs="Helvetica"/>
-                <w:i w:val="false"/>
-                <w:b w:val="false"/>
-                <w:u w:val="none"/>
-                <w:sz w:val="20"/>
-                <w:szCs w:val="20"/>
+              <w:spacing w:before="100" w:after="100"/>
+              <w:ind w:left="100" w:right="100"/>
+              <w:jc w:val="center"/>
+              <w:rPr>
+                <w:rFonts w:ascii="Times New Roman" w:eastAsia="Helvetica" w:hAnsi="Times New Roman" w:cs="Times New Roman"/>
                 <w:color w:val="000000"/>
               </w:rPr>
             </w:pPr>
             <w:r>
               <w:rPr>
-                <w:rFonts w:ascii="Helvetica" w:hAnsi="Helvetica" w:eastAsia="Helvetica" w:cs="Helvetica"/>
-                <w:i w:val="false"/>
-                <w:b w:val="false"/>
-                <w:u w:val="none"/>
-                <w:sz w:val="20"/>
-                <w:szCs w:val="20"/>
+                <w:rFonts w:ascii="Times New Roman" w:eastAsia="Helvetica" w:hAnsi="Times New Roman" w:cs="Times New Roman"/>
                 <w:color w:val="000000"/>
               </w:rPr>
               <w:t xml:space="preserve">  490,484</w:t>
@@ -515,50 +452,41 @@
         </w:tc>
         <w:tc>
           <w:tcPr>
+            <w:tcW w:w="1853" w:type="dxa"/>
             <w:tcBorders>
-              <w:bottom w:val="single" w:sz="6" w:space="0" w:color="666666"/>
               <w:top w:val="single" w:sz="12" w:space="0" w:color="666666"/>
               <w:left w:val="none" w:sz="0" w:space="0" w:color="000000"/>
+              <w:bottom w:val="single" w:sz="6" w:space="0" w:color="666666"/>
               <w:right w:val="none" w:sz="0" w:space="0" w:color="000000"/>
             </w:tcBorders>
             <w:shd w:val="clear" w:color="auto" w:fill="FFFFFF"/>
             <w:tcMar>
               <w:top w:w="0" w:type="dxa"/>
+              <w:left w:w="0" w:type="dxa"/>
               <w:bottom w:w="0" w:type="dxa"/>
-              <w:left w:w="0" w:type="dxa"/>
               <w:right w:w="0" w:type="dxa"/>
             </w:tcMar>
             <w:vAlign w:val="center"/>
           </w:tcPr>
           <w:p>
             <w:pPr>
-              <w:jc w:val="center"/>
               <w:pBdr>
-                <w:bottom w:val="none" w:sz="0" w:space="0" w:color="000000"/>
                 <w:top w:val="none" w:sz="0" w:space="0" w:color="000000"/>
                 <w:left w:val="none" w:sz="0" w:space="0" w:color="000000"/>
+                <w:bottom w:val="none" w:sz="0" w:space="0" w:color="000000"/>
                 <w:right w:val="none" w:sz="0" w:space="0" w:color="000000"/>
               </w:pBdr>
-              <w:spacing w:after="100" w:before="100" w:line="240"/>
-              <w:ind w:left="100" w:right="100" w:firstLine="0" w:firstLineChars="0"/>
-              <w:rPr>
-                <w:rFonts w:ascii="Helvetica" w:hAnsi="Helvetica" w:eastAsia="Helvetica" w:cs="Helvetica"/>
-                <w:i w:val="false"/>
-                <w:b w:val="false"/>
-                <w:u w:val="none"/>
-                <w:sz w:val="20"/>
-                <w:szCs w:val="20"/>
+              <w:spacing w:before="100" w:after="100"/>
+              <w:ind w:left="100" w:right="100"/>
+              <w:jc w:val="center"/>
+              <w:rPr>
+                <w:rFonts w:ascii="Times New Roman" w:eastAsia="Helvetica" w:hAnsi="Times New Roman" w:cs="Times New Roman"/>
                 <w:color w:val="000000"/>
               </w:rPr>
             </w:pPr>
             <w:r>
               <w:rPr>
-                <w:rFonts w:ascii="Helvetica" w:hAnsi="Helvetica" w:eastAsia="Helvetica" w:cs="Helvetica"/>
-                <w:i w:val="false"/>
-                <w:b w:val="false"/>
-                <w:u w:val="none"/>
-                <w:sz w:val="20"/>
-                <w:szCs w:val="20"/>
+                <w:rFonts w:ascii="Times New Roman" w:eastAsia="Helvetica" w:hAnsi="Times New Roman" w:cs="Times New Roman"/>
                 <w:color w:val="000000"/>
               </w:rPr>
               <w:t xml:space="preserve">  309,428</w:t>
@@ -568,107 +496,88 @@
       </w:tr>
       <w:tr>
         <w:trPr>
-          <w:trHeight w:val="598" w:hRule="auto"/>
+          <w:jc w:val="center"/>
         </w:trPr>
-        body2
         <w:tc>
           <w:tcPr>
+            <w:tcW w:w="1463" w:type="dxa"/>
             <w:tcBorders>
-              <w:bottom w:val="single" w:sz="12" w:space="0" w:color="666666"/>
               <w:top w:val="single" w:sz="6" w:space="0" w:color="666666"/>
               <w:left w:val="none" w:sz="0" w:space="0" w:color="000000"/>
+              <w:bottom w:val="single" w:sz="12" w:space="0" w:color="666666"/>
               <w:right w:val="none" w:sz="0" w:space="0" w:color="000000"/>
             </w:tcBorders>
             <w:shd w:val="clear" w:color="auto" w:fill="FFFFFF"/>
             <w:tcMar>
               <w:top w:w="0" w:type="dxa"/>
+              <w:left w:w="0" w:type="dxa"/>
               <w:bottom w:w="0" w:type="dxa"/>
-              <w:left w:w="0" w:type="dxa"/>
               <w:right w:w="0" w:type="dxa"/>
             </w:tcMar>
             <w:vAlign w:val="center"/>
           </w:tcPr>
           <w:p>
             <w:pPr>
-              <w:jc w:val="center"/>
               <w:pBdr>
-                <w:bottom w:val="none" w:sz="0" w:space="0" w:color="000000"/>
                 <w:top w:val="none" w:sz="0" w:space="0" w:color="000000"/>
                 <w:left w:val="none" w:sz="0" w:space="0" w:color="000000"/>
+                <w:bottom w:val="none" w:sz="0" w:space="0" w:color="000000"/>
                 <w:right w:val="none" w:sz="0" w:space="0" w:color="000000"/>
               </w:pBdr>
-              <w:spacing w:after="100" w:before="100" w:line="240"/>
-              <w:ind w:left="100" w:right="100" w:firstLine="0" w:firstLineChars="0"/>
-              <w:rPr>
-                <w:rFonts w:ascii="Helvetica" w:hAnsi="Helvetica" w:eastAsia="Helvetica" w:cs="Helvetica"/>
-                <w:i w:val="false"/>
-                <w:b w:val="false"/>
-                <w:u w:val="none"/>
-                <w:sz w:val="20"/>
-                <w:szCs w:val="20"/>
+              <w:spacing w:before="100" w:after="100"/>
+              <w:ind w:left="100" w:right="100"/>
+              <w:jc w:val="center"/>
+              <w:rPr>
+                <w:rFonts w:ascii="Times New Roman" w:eastAsia="Helvetica" w:hAnsi="Times New Roman" w:cs="Times New Roman"/>
                 <w:color w:val="000000"/>
               </w:rPr>
             </w:pPr>
             <w:r>
               <w:rPr>
-                <w:rFonts w:ascii="Helvetica" w:hAnsi="Helvetica" w:eastAsia="Helvetica" w:cs="Helvetica"/>
-                <w:i w:val="false"/>
-                <w:b w:val="false"/>
-                <w:u w:val="none"/>
-                <w:sz w:val="20"/>
-                <w:szCs w:val="20"/>
-                <w:color w:val="000000"/>
-              </w:rPr>
-              <w:t xml:space="preserve">Clan</w:t>
+                <w:rFonts w:ascii="Times New Roman" w:eastAsia="Helvetica" w:hAnsi="Times New Roman" w:cs="Times New Roman"/>
+                <w:color w:val="000000"/>
+              </w:rPr>
+              <w:t>Clan</w:t>
             </w:r>
           </w:p>
         </w:tc>
         <w:tc>
           <w:tcPr>
+            <w:tcW w:w="1206" w:type="dxa"/>
             <w:tcBorders>
-              <w:bottom w:val="single" w:sz="12" w:space="0" w:color="666666"/>
               <w:top w:val="single" w:sz="6" w:space="0" w:color="666666"/>
               <w:left w:val="none" w:sz="0" w:space="0" w:color="000000"/>
+              <w:bottom w:val="single" w:sz="12" w:space="0" w:color="666666"/>
               <w:right w:val="none" w:sz="0" w:space="0" w:color="000000"/>
             </w:tcBorders>
             <w:shd w:val="clear" w:color="auto" w:fill="FFFFFF"/>
             <w:tcMar>
               <w:top w:w="0" w:type="dxa"/>
+              <w:left w:w="0" w:type="dxa"/>
               <w:bottom w:w="0" w:type="dxa"/>
-              <w:left w:w="0" w:type="dxa"/>
               <w:right w:w="0" w:type="dxa"/>
             </w:tcMar>
             <w:vAlign w:val="center"/>
           </w:tcPr>
           <w:p>
             <w:pPr>
-              <w:jc w:val="center"/>
               <w:pBdr>
-                <w:bottom w:val="none" w:sz="0" w:space="0" w:color="000000"/>
                 <w:top w:val="none" w:sz="0" w:space="0" w:color="000000"/>
                 <w:left w:val="none" w:sz="0" w:space="0" w:color="000000"/>
+                <w:bottom w:val="none" w:sz="0" w:space="0" w:color="000000"/>
                 <w:right w:val="none" w:sz="0" w:space="0" w:color="000000"/>
               </w:pBdr>
-              <w:spacing w:after="100" w:before="100" w:line="240"/>
-              <w:ind w:left="100" w:right="100" w:firstLine="0" w:firstLineChars="0"/>
-              <w:rPr>
-                <w:rFonts w:ascii="Helvetica" w:hAnsi="Helvetica" w:eastAsia="Helvetica" w:cs="Helvetica"/>
-                <w:i w:val="false"/>
-                <w:b w:val="false"/>
-                <w:u w:val="none"/>
-                <w:sz w:val="20"/>
-                <w:szCs w:val="20"/>
+              <w:spacing w:before="100" w:after="100"/>
+              <w:ind w:left="100" w:right="100"/>
+              <w:jc w:val="center"/>
+              <w:rPr>
+                <w:rFonts w:ascii="Times New Roman" w:eastAsia="Helvetica" w:hAnsi="Times New Roman" w:cs="Times New Roman"/>
                 <w:color w:val="000000"/>
               </w:rPr>
             </w:pPr>
             <w:r>
               <w:rPr>
-                <w:rFonts w:ascii="Helvetica" w:hAnsi="Helvetica" w:eastAsia="Helvetica" w:cs="Helvetica"/>
-                <w:i w:val="false"/>
-                <w:b w:val="false"/>
-                <w:u w:val="none"/>
-                <w:sz w:val="20"/>
-                <w:szCs w:val="20"/>
+                <w:rFonts w:ascii="Times New Roman" w:eastAsia="Helvetica" w:hAnsi="Times New Roman" w:cs="Times New Roman"/>
                 <w:color w:val="000000"/>
               </w:rPr>
               <w:t xml:space="preserve"> 25,043</w:t>
@@ -677,157 +586,130 @@
         </w:tc>
         <w:tc>
           <w:tcPr>
+            <w:tcW w:w="1731" w:type="dxa"/>
             <w:tcBorders>
-              <w:bottom w:val="single" w:sz="12" w:space="0" w:color="666666"/>
               <w:top w:val="single" w:sz="6" w:space="0" w:color="666666"/>
               <w:left w:val="none" w:sz="0" w:space="0" w:color="000000"/>
+              <w:bottom w:val="single" w:sz="12" w:space="0" w:color="666666"/>
               <w:right w:val="none" w:sz="0" w:space="0" w:color="000000"/>
             </w:tcBorders>
             <w:shd w:val="clear" w:color="auto" w:fill="FFFFFF"/>
             <w:tcMar>
               <w:top w:w="0" w:type="dxa"/>
+              <w:left w:w="0" w:type="dxa"/>
               <w:bottom w:w="0" w:type="dxa"/>
-              <w:left w:w="0" w:type="dxa"/>
               <w:right w:w="0" w:type="dxa"/>
             </w:tcMar>
             <w:vAlign w:val="center"/>
           </w:tcPr>
           <w:p>
             <w:pPr>
-              <w:jc w:val="center"/>
               <w:pBdr>
-                <w:bottom w:val="none" w:sz="0" w:space="0" w:color="000000"/>
                 <w:top w:val="none" w:sz="0" w:space="0" w:color="000000"/>
                 <w:left w:val="none" w:sz="0" w:space="0" w:color="000000"/>
+                <w:bottom w:val="none" w:sz="0" w:space="0" w:color="000000"/>
                 <w:right w:val="none" w:sz="0" w:space="0" w:color="000000"/>
               </w:pBdr>
-              <w:spacing w:after="100" w:before="100" w:line="240"/>
-              <w:ind w:left="100" w:right="100" w:firstLine="0" w:firstLineChars="0"/>
-              <w:rPr>
-                <w:rFonts w:ascii="Helvetica" w:hAnsi="Helvetica" w:eastAsia="Helvetica" w:cs="Helvetica"/>
-                <w:i w:val="false"/>
-                <w:b w:val="false"/>
-                <w:u w:val="none"/>
-                <w:sz w:val="20"/>
-                <w:szCs w:val="20"/>
+              <w:spacing w:before="100" w:after="100"/>
+              <w:ind w:left="100" w:right="100"/>
+              <w:jc w:val="center"/>
+              <w:rPr>
+                <w:rFonts w:ascii="Times New Roman" w:eastAsia="Helvetica" w:hAnsi="Times New Roman" w:cs="Times New Roman"/>
                 <w:color w:val="000000"/>
               </w:rPr>
             </w:pPr>
             <w:r>
               <w:rPr>
-                <w:rFonts w:ascii="Helvetica" w:hAnsi="Helvetica" w:eastAsia="Helvetica" w:cs="Helvetica"/>
-                <w:i w:val="false"/>
-                <w:b w:val="false"/>
-                <w:u w:val="none"/>
-                <w:sz w:val="20"/>
-                <w:szCs w:val="20"/>
-                <w:color w:val="000000"/>
-              </w:rPr>
-              <w:t xml:space="preserve">2,622</w:t>
+                <w:rFonts w:ascii="Times New Roman" w:eastAsia="Helvetica" w:hAnsi="Times New Roman" w:cs="Times New Roman"/>
+                <w:color w:val="000000"/>
+              </w:rPr>
+              <w:t>2,622</w:t>
             </w:r>
           </w:p>
         </w:tc>
         <w:tc>
           <w:tcPr>
+            <w:tcW w:w="1621" w:type="dxa"/>
             <w:tcBorders>
-              <w:bottom w:val="single" w:sz="12" w:space="0" w:color="666666"/>
               <w:top w:val="single" w:sz="6" w:space="0" w:color="666666"/>
               <w:left w:val="none" w:sz="0" w:space="0" w:color="000000"/>
+              <w:bottom w:val="single" w:sz="12" w:space="0" w:color="666666"/>
               <w:right w:val="none" w:sz="0" w:space="0" w:color="000000"/>
             </w:tcBorders>
             <w:shd w:val="clear" w:color="auto" w:fill="FFFFFF"/>
             <w:tcMar>
               <w:top w:w="0" w:type="dxa"/>
+              <w:left w:w="0" w:type="dxa"/>
               <w:bottom w:w="0" w:type="dxa"/>
-              <w:left w:w="0" w:type="dxa"/>
               <w:right w:w="0" w:type="dxa"/>
             </w:tcMar>
             <w:vAlign w:val="center"/>
           </w:tcPr>
           <w:p>
             <w:pPr>
-              <w:jc w:val="center"/>
               <w:pBdr>
-                <w:bottom w:val="none" w:sz="0" w:space="0" w:color="000000"/>
                 <w:top w:val="none" w:sz="0" w:space="0" w:color="000000"/>
                 <w:left w:val="none" w:sz="0" w:space="0" w:color="000000"/>
+                <w:bottom w:val="none" w:sz="0" w:space="0" w:color="000000"/>
                 <w:right w:val="none" w:sz="0" w:space="0" w:color="000000"/>
               </w:pBdr>
-              <w:spacing w:after="100" w:before="100" w:line="240"/>
-              <w:ind w:left="100" w:right="100" w:firstLine="0" w:firstLineChars="0"/>
-              <w:rPr>
-                <w:rFonts w:ascii="Helvetica" w:hAnsi="Helvetica" w:eastAsia="Helvetica" w:cs="Helvetica"/>
-                <w:i w:val="false"/>
-                <w:b w:val="false"/>
-                <w:u w:val="none"/>
-                <w:sz w:val="20"/>
-                <w:szCs w:val="20"/>
+              <w:spacing w:before="100" w:after="100"/>
+              <w:ind w:left="100" w:right="100"/>
+              <w:jc w:val="center"/>
+              <w:rPr>
+                <w:rFonts w:ascii="Times New Roman" w:eastAsia="Helvetica" w:hAnsi="Times New Roman" w:cs="Times New Roman"/>
                 <w:color w:val="000000"/>
               </w:rPr>
             </w:pPr>
             <w:r>
               <w:rPr>
-                <w:rFonts w:ascii="Helvetica" w:hAnsi="Helvetica" w:eastAsia="Helvetica" w:cs="Helvetica"/>
-                <w:i w:val="false"/>
-                <w:b w:val="false"/>
-                <w:u w:val="none"/>
-                <w:sz w:val="20"/>
-                <w:szCs w:val="20"/>
-                <w:color w:val="000000"/>
-              </w:rPr>
-              <w:t xml:space="preserve">1,884,288</w:t>
+                <w:rFonts w:ascii="Times New Roman" w:eastAsia="Helvetica" w:hAnsi="Times New Roman" w:cs="Times New Roman"/>
+                <w:color w:val="000000"/>
+              </w:rPr>
+              <w:t>1,884,288</w:t>
             </w:r>
           </w:p>
         </w:tc>
         <w:tc>
           <w:tcPr>
+            <w:tcW w:w="1853" w:type="dxa"/>
             <w:tcBorders>
-              <w:bottom w:val="single" w:sz="12" w:space="0" w:color="666666"/>
               <w:top w:val="single" w:sz="6" w:space="0" w:color="666666"/>
               <w:left w:val="none" w:sz="0" w:space="0" w:color="000000"/>
+              <w:bottom w:val="single" w:sz="12" w:space="0" w:color="666666"/>
               <w:right w:val="none" w:sz="0" w:space="0" w:color="000000"/>
             </w:tcBorders>
             <w:shd w:val="clear" w:color="auto" w:fill="FFFFFF"/>
             <w:tcMar>
               <w:top w:w="0" w:type="dxa"/>
+              <w:left w:w="0" w:type="dxa"/>
               <w:bottom w:w="0" w:type="dxa"/>
-              <w:left w:w="0" w:type="dxa"/>
               <w:right w:w="0" w:type="dxa"/>
             </w:tcMar>
             <w:vAlign w:val="center"/>
           </w:tcPr>
           <w:p>
             <w:pPr>
-              <w:jc w:val="center"/>
               <w:pBdr>
-                <w:bottom w:val="none" w:sz="0" w:space="0" w:color="000000"/>
                 <w:top w:val="none" w:sz="0" w:space="0" w:color="000000"/>
                 <w:left w:val="none" w:sz="0" w:space="0" w:color="000000"/>
+                <w:bottom w:val="none" w:sz="0" w:space="0" w:color="000000"/>
                 <w:right w:val="none" w:sz="0" w:space="0" w:color="000000"/>
               </w:pBdr>
-              <w:spacing w:after="100" w:before="100" w:line="240"/>
-              <w:ind w:left="100" w:right="100" w:firstLine="0" w:firstLineChars="0"/>
-              <w:rPr>
-                <w:rFonts w:ascii="Helvetica" w:hAnsi="Helvetica" w:eastAsia="Helvetica" w:cs="Helvetica"/>
-                <w:i w:val="false"/>
-                <w:b w:val="false"/>
-                <w:u w:val="none"/>
-                <w:sz w:val="20"/>
-                <w:szCs w:val="20"/>
+              <w:spacing w:before="100" w:after="100"/>
+              <w:ind w:left="100" w:right="100"/>
+              <w:jc w:val="center"/>
+              <w:rPr>
+                <w:rFonts w:ascii="Times New Roman" w:eastAsia="Helvetica" w:hAnsi="Times New Roman" w:cs="Times New Roman"/>
                 <w:color w:val="000000"/>
               </w:rPr>
             </w:pPr>
             <w:r>
               <w:rPr>
-                <w:rFonts w:ascii="Helvetica" w:hAnsi="Helvetica" w:eastAsia="Helvetica" w:cs="Helvetica"/>
-                <w:i w:val="false"/>
-                <w:b w:val="false"/>
-                <w:u w:val="none"/>
-                <w:sz w:val="20"/>
-                <w:szCs w:val="20"/>
-                <w:color w:val="000000"/>
-              </w:rPr>
-              <w:t xml:space="preserve">1,402,191</w:t>
+                <w:rFonts w:ascii="Times New Roman" w:eastAsia="Helvetica" w:hAnsi="Times New Roman" w:cs="Times New Roman"/>
+                <w:color w:val="000000"/>
+              </w:rPr>
+              <w:t>1,402,191</w:t>
             </w:r>
           </w:p>
         </w:tc>
@@ -835,34 +717,241 @@
     </w:tbl>
     <w:p>
       <w:pPr>
-        <w:pStyle w:val="Normal"/>
-        <w:jc w:val="center"/>
         <w:pBdr>
-          <w:bottom w:val="none" w:sz="0" w:space="0" w:color="000000"/>
           <w:top w:val="none" w:sz="0" w:space="0" w:color="000000"/>
           <w:left w:val="none" w:sz="0" w:space="0" w:color="000000"/>
+          <w:bottom w:val="none" w:sz="0" w:space="0" w:color="000000"/>
           <w:right w:val="none" w:sz="0" w:space="0" w:color="000000"/>
         </w:pBdr>
-        <w:spacing w:after="0" w:before="0" w:line="240"/>
-        <w:ind w:left="0" w:right="0" w:firstLine="0" w:firstLineChars="0"/>
+        <w:jc w:val="center"/>
+        <w:rPr>
+          <w:rFonts w:ascii="Arial" w:eastAsia="Arial" w:hAnsi="Arial" w:cs="Arial"/>
+          <w:i/>
+          <w:color w:val="000000"/>
+          <w:sz w:val="20"/>
+          <w:szCs w:val="20"/>
+        </w:rPr>
       </w:pPr>
       <w:r>
         <w:rPr>
-          <w:rFonts w:ascii="Arial" w:hAnsi="Arial" w:eastAsia="Arial" w:cs="Arial"/>
-          <w:i w:val="true"/>
-          <w:b w:val="false"/>
-          <w:u w:val="none"/>
+          <w:rFonts w:ascii="Arial" w:eastAsia="Arial" w:hAnsi="Arial" w:cs="Arial"/>
+          <w:i/>
+          <w:noProof/>
+          <w:color w:val="000000"/>
           <w:sz w:val="20"/>
           <w:szCs w:val="20"/>
+        </w:rPr>
+        <w:drawing>
+          <wp:inline distT="0" distB="0" distL="0" distR="0" wp14:anchorId="735D7AB0" wp14:editId="35FBAEE5">
+            <wp:extent cx="6423509" cy="3196167"/>
+            <wp:effectExtent l="38100" t="38100" r="41275" b="42545"/>
+            <wp:docPr id="204637121" name="Picture 1" descr="A graph of a number of people&#10;&#10;AI-generated content may be incorrect."/>
+            <wp:cNvGraphicFramePr>
+              <a:graphicFrameLocks xmlns:a="http://schemas.openxmlformats.org/drawingml/2006/main" noChangeAspect="1"/>
+            </wp:cNvGraphicFramePr>
+            <a:graphic xmlns:a="http://schemas.openxmlformats.org/drawingml/2006/main">
+              <a:graphicData uri="http://schemas.openxmlformats.org/drawingml/2006/picture">
+                <pic:pic xmlns:pic="http://schemas.openxmlformats.org/drawingml/2006/picture">
+                  <pic:nvPicPr>
+                    <pic:cNvPr id="204637121" name="Picture 1" descr="A graph of a number of people&#10;&#10;AI-generated content may be incorrect."/>
+                    <pic:cNvPicPr/>
+                  </pic:nvPicPr>
+                  <pic:blipFill>
+                    <a:blip r:embed="rId5" cstate="print">
+                      <a:extLst>
+                        <a:ext uri="{28A0092B-C50C-407E-A947-70E740481C1C}">
+                          <a14:useLocalDpi xmlns:a14="http://schemas.microsoft.com/office/drawing/2010/main" val="0"/>
+                        </a:ext>
+                      </a:extLst>
+                    </a:blip>
+                    <a:stretch>
+                      <a:fillRect/>
+                    </a:stretch>
+                  </pic:blipFill>
+                  <pic:spPr>
+                    <a:xfrm>
+                      <a:off x="0" y="0"/>
+                      <a:ext cx="6441549" cy="3205143"/>
+                    </a:xfrm>
+                    <a:prstGeom prst="rect">
+                      <a:avLst/>
+                    </a:prstGeom>
+                    <a:ln w="38100">
+                      <a:solidFill>
+                        <a:schemeClr val="bg1"/>
+                      </a:solidFill>
+                    </a:ln>
+                  </pic:spPr>
+                </pic:pic>
+              </a:graphicData>
+            </a:graphic>
+          </wp:inline>
+        </w:drawing>
+      </w:r>
+    </w:p>
+    <w:p>
+      <w:pPr>
+        <w:pBdr>
+          <w:top w:val="none" w:sz="0" w:space="0" w:color="000000"/>
+          <w:left w:val="none" w:sz="0" w:space="0" w:color="000000"/>
+          <w:bottom w:val="none" w:sz="0" w:space="0" w:color="000000"/>
+          <w:right w:val="none" w:sz="0" w:space="0" w:color="000000"/>
+        </w:pBdr>
+        <w:jc w:val="center"/>
+        <w:rPr>
+          <w:rFonts w:ascii="Arial" w:eastAsia="Arial" w:hAnsi="Arial" w:cs="Arial"/>
+          <w:i/>
           <w:color w:val="000000"/>
+          <w:sz w:val="20"/>
+          <w:szCs w:val="20"/>
         </w:rPr>
-        <w:t xml:space="preserve">Note: Estimates weighted using PSID family and clan weights.</w:t>
+      </w:pPr>
+    </w:p>
+    <w:p>
+      <w:pPr>
+        <w:pBdr>
+          <w:top w:val="none" w:sz="0" w:space="0" w:color="000000"/>
+          <w:left w:val="none" w:sz="0" w:space="0" w:color="000000"/>
+          <w:bottom w:val="none" w:sz="0" w:space="0" w:color="000000"/>
+          <w:right w:val="none" w:sz="0" w:space="0" w:color="000000"/>
+        </w:pBdr>
+        <w:jc w:val="center"/>
+        <w:rPr>
+          <w:rFonts w:ascii="Arial" w:eastAsia="Arial" w:hAnsi="Arial" w:cs="Arial"/>
+          <w:i/>
+          <w:color w:val="000000"/>
+          <w:sz w:val="20"/>
+          <w:szCs w:val="20"/>
+        </w:rPr>
+      </w:pPr>
+      <w:r>
+        <w:rPr>
+          <w:rFonts w:ascii="Arial" w:eastAsia="Arial" w:hAnsi="Arial" w:cs="Arial"/>
+          <w:i/>
+          <w:color w:val="000000"/>
+          <w:sz w:val="20"/>
+          <w:szCs w:val="20"/>
+        </w:rPr>
+        <w:t xml:space="preserve">Note: </w:t>
       </w:r>
+      <w:r>
+        <w:rPr>
+          <w:rFonts w:ascii="Arial" w:eastAsia="Arial" w:hAnsi="Arial" w:cs="Arial"/>
+          <w:i/>
+          <w:color w:val="000000"/>
+          <w:sz w:val="20"/>
+          <w:szCs w:val="20"/>
+        </w:rPr>
+        <w:t xml:space="preserve">Gini coefficients and distributions based on weighted data using </w:t>
+      </w:r>
+      <w:r>
+        <w:rPr>
+          <w:rFonts w:ascii="Arial" w:eastAsia="Arial" w:hAnsi="Arial" w:cs="Arial"/>
+          <w:i/>
+          <w:color w:val="000000"/>
+          <w:sz w:val="20"/>
+          <w:szCs w:val="20"/>
+        </w:rPr>
+        <w:t>PSID family and clan weights.</w:t>
+      </w:r>
+      <w:r>
+        <w:rPr>
+          <w:rFonts w:ascii="Arial" w:eastAsia="Arial" w:hAnsi="Arial" w:cs="Arial"/>
+          <w:i/>
+          <w:color w:val="000000"/>
+          <w:sz w:val="20"/>
+          <w:szCs w:val="20"/>
+        </w:rPr>
+        <w:t xml:space="preserve"> Wealth is measured exclusive of home equity. </w:t>
+      </w:r>
+    </w:p>
+    <w:p>
+      <w:pPr>
+        <w:pBdr>
+          <w:top w:val="none" w:sz="0" w:space="0" w:color="000000"/>
+          <w:left w:val="none" w:sz="0" w:space="0" w:color="000000"/>
+          <w:bottom w:val="none" w:sz="0" w:space="0" w:color="000000"/>
+          <w:right w:val="none" w:sz="0" w:space="0" w:color="000000"/>
+        </w:pBdr>
+        <w:jc w:val="center"/>
+        <w:rPr>
+          <w:rFonts w:ascii="Arial" w:eastAsia="Arial" w:hAnsi="Arial" w:cs="Arial"/>
+          <w:i/>
+          <w:color w:val="000000"/>
+          <w:sz w:val="20"/>
+          <w:szCs w:val="20"/>
+        </w:rPr>
+      </w:pPr>
+    </w:p>
+    <w:p>
+      <w:pPr>
+        <w:pBdr>
+          <w:top w:val="none" w:sz="0" w:space="0" w:color="000000"/>
+          <w:left w:val="none" w:sz="0" w:space="0" w:color="000000"/>
+          <w:bottom w:val="none" w:sz="0" w:space="0" w:color="000000"/>
+          <w:right w:val="none" w:sz="0" w:space="0" w:color="000000"/>
+        </w:pBdr>
+        <w:jc w:val="center"/>
+        <w:rPr>
+          <w:rFonts w:ascii="Arial" w:eastAsia="Arial" w:hAnsi="Arial" w:cs="Arial"/>
+          <w:i/>
+          <w:color w:val="000000"/>
+          <w:sz w:val="20"/>
+          <w:szCs w:val="20"/>
+        </w:rPr>
+      </w:pPr>
+    </w:p>
+    <w:p>
+      <w:pPr>
+        <w:pBdr>
+          <w:top w:val="none" w:sz="0" w:space="0" w:color="000000"/>
+          <w:left w:val="none" w:sz="0" w:space="0" w:color="000000"/>
+          <w:bottom w:val="none" w:sz="0" w:space="0" w:color="000000"/>
+          <w:right w:val="none" w:sz="0" w:space="0" w:color="000000"/>
+        </w:pBdr>
+        <w:jc w:val="center"/>
+        <w:rPr>
+          <w:rFonts w:ascii="Arial" w:eastAsia="Arial" w:hAnsi="Arial" w:cs="Arial"/>
+          <w:i/>
+          <w:color w:val="000000"/>
+          <w:sz w:val="20"/>
+          <w:szCs w:val="20"/>
+        </w:rPr>
+      </w:pPr>
+    </w:p>
+    <w:p>
+      <w:pPr>
+        <w:pBdr>
+          <w:top w:val="none" w:sz="0" w:space="0" w:color="000000"/>
+          <w:left w:val="none" w:sz="0" w:space="0" w:color="000000"/>
+          <w:bottom w:val="none" w:sz="0" w:space="0" w:color="000000"/>
+          <w:right w:val="none" w:sz="0" w:space="0" w:color="000000"/>
+        </w:pBdr>
+        <w:jc w:val="center"/>
+        <w:rPr>
+          <w:rFonts w:ascii="Arial" w:eastAsia="Arial" w:hAnsi="Arial" w:cs="Arial"/>
+          <w:i/>
+          <w:color w:val="000000"/>
+          <w:sz w:val="20"/>
+          <w:szCs w:val="20"/>
+        </w:rPr>
+      </w:pPr>
+    </w:p>
+    <w:p>
+      <w:pPr>
+        <w:pBdr>
+          <w:top w:val="none" w:sz="0" w:space="0" w:color="000000"/>
+          <w:left w:val="none" w:sz="0" w:space="0" w:color="000000"/>
+          <w:bottom w:val="none" w:sz="0" w:space="0" w:color="000000"/>
+          <w:right w:val="none" w:sz="0" w:space="0" w:color="000000"/>
+        </w:pBdr>
+        <w:jc w:val="center"/>
+      </w:pPr>
     </w:p>
     <w:sectPr>
       <w:type w:val="continuous"/>
       <w:pgSz w:w="11900" w:h="16840"/>
-      <w:pgMar w:top="1417" w:right="1417" w:bottom="1417" w:left="1417" w:header="708" w:footer="708" w:gutter="0"/>
+      <w:pgMar w:top="720" w:right="720" w:bottom="720" w:left="720" w:header="708" w:footer="708" w:gutter="0"/>
       <w:cols w:space="708"/>
       <w:docGrid w:linePitch="360"/>
     </w:sectPr>
@@ -870,32 +959,8 @@
 </w:document>
 </file>
 
-<file path=word/comments.xml><?xml version="1.0" encoding="utf-8"?>
-<w:comments xmlns:wpc="http://schemas.microsoft.com/office/word/2010/wordprocessingCanvas" xmlns:mo="http://schemas.microsoft.com/office/mac/office/2008/main" xmlns:mc="http://schemas.openxmlformats.org/markup-compatibility/2006" xmlns:mv="urn:schemas-microsoft-com:mac:vml" xmlns:o="urn:schemas-microsoft-com:office:office" xmlns:r="http://schemas.openxmlformats.org/officeDocument/2006/relationships" xmlns:m="http://schemas.openxmlformats.org/officeDocument/2006/math" xmlns:v="urn:schemas-microsoft-com:vml" xmlns:wp14="http://schemas.microsoft.com/office/word/2010/wordprocessingDrawing" xmlns:wp="http://schemas.openxmlformats.org/drawingml/2006/wordprocessingDrawing" xmlns:w10="urn:schemas-microsoft-com:office:word" xmlns:w="http://schemas.openxmlformats.org/wordprocessingml/2006/main" xmlns:w14="http://schemas.microsoft.com/office/word/2010/wordml" xmlns:wpg="http://schemas.microsoft.com/office/word/2010/wordprocessingGroup" xmlns:wpi="http://schemas.microsoft.com/office/word/2010/wordprocessingInk" xmlns:wne="http://schemas.microsoft.com/office/word/2006/wordml" xmlns:wps="http://schemas.microsoft.com/office/word/2010/wordprocessingShape" mc:Ignorable="w14 wp14">
-</w:comments>
-</file>
-
-<file path=word/footnotes.xml><?xml version="1.0" encoding="utf-8"?>
-<w:footnotes xmlns:wpc="http://schemas.microsoft.com/office/word/2010/wordprocessingCanvas" xmlns:mo="http://schemas.microsoft.com/office/mac/office/2008/main" xmlns:mc="http://schemas.openxmlformats.org/markup-compatibility/2006" xmlns:mv="urn:schemas-microsoft-com:mac:vml" xmlns:o="urn:schemas-microsoft-com:office:office" xmlns:r="http://schemas.openxmlformats.org/officeDocument/2006/relationships" xmlns:m="http://schemas.openxmlformats.org/officeDocument/2006/math" xmlns:v="urn:schemas-microsoft-com:vml" xmlns:wp14="http://schemas.microsoft.com/office/word/2010/wordprocessingDrawing" xmlns:wp="http://schemas.openxmlformats.org/drawingml/2006/wordprocessingDrawing" xmlns:w10="urn:schemas-microsoft-com:office:word" xmlns:w="http://schemas.openxmlformats.org/wordprocessingml/2006/main" xmlns:w14="http://schemas.microsoft.com/office/word/2010/wordml" xmlns:wpg="http://schemas.microsoft.com/office/word/2010/wordprocessingGroup" xmlns:wpi="http://schemas.microsoft.com/office/word/2010/wordprocessingInk" xmlns:wne="http://schemas.microsoft.com/office/word/2006/wordml" xmlns:wps="http://schemas.microsoft.com/office/word/2010/wordprocessingShape" mc:Ignorable="w14 wp14">
-  <w:footnote w:type="separator" w:id="-1">
-    <w:p>
-      <w:r>
-        <w:separator/>
-      </w:r>
-    </w:p>
-  </w:footnote>
-  <w:footnote w:type="continuationSeparator" w:id="0">
-    <w:p>
-      <w:r>
-        <w:continuationSeparator/>
-      </w:r>
-    </w:p>
-  </w:footnote>
-</w:footnotes>
-</file>
-
 <file path=word/numbering.xml><?xml version="1.0" encoding="utf-8"?>
-<w:numbering xmlns:wpc="http://schemas.microsoft.com/office/word/2010/wordprocessingCanvas" xmlns:cx="http://schemas.microsoft.com/office/drawing/2014/chartex" xmlns:cx1="http://schemas.microsoft.com/office/drawing/2015/9/8/chartex" xmlns:cx2="http://schemas.microsoft.com/office/drawing/2015/10/21/chartex" xmlns:cx3="http://schemas.microsoft.com/office/drawing/2016/5/9/chartex" xmlns:cx4="http://schemas.microsoft.com/office/drawing/2016/5/10/chartex" xmlns:cx5="http://schemas.microsoft.com/office/drawing/2016/5/11/chartex" xmlns:cx6="http://schemas.microsoft.com/office/drawing/2016/5/12/chartex" xmlns:cx7="http://schemas.microsoft.com/office/drawing/2016/5/13/chartex" xmlns:cx8="http://schemas.microsoft.com/office/drawing/2016/5/14/chartex" xmlns:mc="http://schemas.openxmlformats.org/markup-compatibility/2006" xmlns:aink="http://schemas.microsoft.com/office/drawing/2016/ink" xmlns:am3d="http://schemas.microsoft.com/office/drawing/2017/model3d" xmlns:o="urn:schemas-microsoft-com:office:office" xmlns:r="http://schemas.openxmlformats.org/officeDocument/2006/relationships" xmlns:m="http://schemas.openxmlformats.org/officeDocument/2006/math" xmlns:v="urn:schemas-microsoft-com:vml" xmlns:wp14="http://schemas.microsoft.com/office/word/2010/wordprocessingDrawing" xmlns:wp="http://schemas.openxmlformats.org/drawingml/2006/wordprocessingDrawing" xmlns:w10="urn:schemas-microsoft-com:office:word" xmlns:w="http://schemas.openxmlformats.org/wordprocessingml/2006/main" xmlns:w14="http://schemas.microsoft.com/office/word/2010/wordml" xmlns:w15="http://schemas.microsoft.com/office/word/2012/wordml" xmlns:w16cex="http://schemas.microsoft.com/office/word/2018/wordml/cex" xmlns:w16cid="http://schemas.microsoft.com/office/word/2016/wordml/cid" xmlns:w16="http://schemas.microsoft.com/office/word/2018/wordml" xmlns:w16se="http://schemas.microsoft.com/office/word/2015/wordml/symex" xmlns:wpg="http://schemas.microsoft.com/office/word/2010/wordprocessingGroup" xmlns:wpi="http://schemas.microsoft.com/office/word/2010/wordprocessingInk" xmlns:wne="http://schemas.microsoft.com/office/word/2006/wordml" xmlns:wps="http://schemas.microsoft.com/office/word/2010/wordprocessingShape" mc:Ignorable="w14 w15 w16se w16cid w16 w16cex wp14">
+<w:numbering xmlns:wpc="http://schemas.microsoft.com/office/word/2010/wordprocessingCanvas" xmlns:cx="http://schemas.microsoft.com/office/drawing/2014/chartex" xmlns:cx1="http://schemas.microsoft.com/office/drawing/2015/9/8/chartex" xmlns:cx2="http://schemas.microsoft.com/office/drawing/2015/10/21/chartex" xmlns:cx3="http://schemas.microsoft.com/office/drawing/2016/5/9/chartex" xmlns:cx4="http://schemas.microsoft.com/office/drawing/2016/5/10/chartex" xmlns:cx5="http://schemas.microsoft.com/office/drawing/2016/5/11/chartex" xmlns:cx6="http://schemas.microsoft.com/office/drawing/2016/5/12/chartex" xmlns:cx7="http://schemas.microsoft.com/office/drawing/2016/5/13/chartex" xmlns:cx8="http://schemas.microsoft.com/office/drawing/2016/5/14/chartex" xmlns:mc="http://schemas.openxmlformats.org/markup-compatibility/2006" xmlns:aink="http://schemas.microsoft.com/office/drawing/2016/ink" xmlns:am3d="http://schemas.microsoft.com/office/drawing/2017/model3d" xmlns:o="urn:schemas-microsoft-com:office:office" xmlns:oel="http://schemas.microsoft.com/office/2019/extlst" xmlns:r="http://schemas.openxmlformats.org/officeDocument/2006/relationships" xmlns:m="http://schemas.openxmlformats.org/officeDocument/2006/math" xmlns:v="urn:schemas-microsoft-com:vml" xmlns:wp14="http://schemas.microsoft.com/office/word/2010/wordprocessingDrawing" xmlns:wp="http://schemas.openxmlformats.org/drawingml/2006/wordprocessingDrawing" xmlns:w10="urn:schemas-microsoft-com:office:word" xmlns:w="http://schemas.openxmlformats.org/wordprocessingml/2006/main" xmlns:w14="http://schemas.microsoft.com/office/word/2010/wordml" xmlns:w15="http://schemas.microsoft.com/office/word/2012/wordml" xmlns:w16cex="http://schemas.microsoft.com/office/word/2018/wordml/cex" xmlns:w16cid="http://schemas.microsoft.com/office/word/2016/wordml/cid" xmlns:w16="http://schemas.microsoft.com/office/word/2018/wordml" xmlns:w16du="http://schemas.microsoft.com/office/word/2023/wordml/word16du" xmlns:w16sdtdh="http://schemas.microsoft.com/office/word/2020/wordml/sdtdatahash" xmlns:w16sdtfl="http://schemas.microsoft.com/office/word/2024/wordml/sdtformatlock" xmlns:w16se="http://schemas.microsoft.com/office/word/2015/wordml/symex" xmlns:wpg="http://schemas.microsoft.com/office/word/2010/wordprocessingGroup" xmlns:wpi="http://schemas.microsoft.com/office/word/2010/wordprocessingInk" xmlns:wne="http://schemas.microsoft.com/office/word/2006/wordml" xmlns:wps="http://schemas.microsoft.com/office/word/2010/wordprocessingShape" mc:Ignorable="w14 w15 w16se w16cid w16 w16cex w16sdtdh w16sdtfl w16du wp14">
   <w:abstractNum w:abstractNumId="0" w15:restartNumberingAfterBreak="0">
     <w:nsid w:val="07E925FD"/>
     <w:multiLevelType w:val="multilevel"/>
@@ -903,7 +968,7 @@
     <w:lvl w:ilvl="0">
       <w:start w:val="1"/>
       <w:numFmt w:val="decimal"/>
-      <w:pStyle w:val="Titre1"/>
+      <w:pStyle w:val="Heading1"/>
       <w:lvlText w:val="%1."/>
       <w:lvlJc w:val="left"/>
       <w:pPr>
@@ -913,7 +978,7 @@
     <w:lvl w:ilvl="1">
       <w:start w:val="1"/>
       <w:numFmt w:val="decimal"/>
-      <w:pStyle w:val="Titre2"/>
+      <w:pStyle w:val="Heading2"/>
       <w:lvlText w:val="%1.%2."/>
       <w:lvlJc w:val="left"/>
       <w:pPr>
@@ -923,7 +988,7 @@
     <w:lvl w:ilvl="2">
       <w:start w:val="1"/>
       <w:numFmt w:val="decimal"/>
-      <w:pStyle w:val="Titre3"/>
+      <w:pStyle w:val="Heading3"/>
       <w:lvlText w:val="%1.%2.%3."/>
       <w:lvlJc w:val="left"/>
       <w:pPr>
@@ -1157,20 +1222,20 @@
       </w:pPr>
     </w:lvl>
   </w:abstractNum>
-  <w:num w:numId="1">
+  <w:num w:numId="1" w16cid:durableId="1496799126">
     <w:abstractNumId w:val="1"/>
   </w:num>
-  <w:num w:numId="2">
+  <w:num w:numId="2" w16cid:durableId="1536573974">
     <w:abstractNumId w:val="2"/>
   </w:num>
-  <w:num w:numId="3">
+  <w:num w:numId="3" w16cid:durableId="1176116453">
     <w:abstractNumId w:val="0"/>
   </w:num>
 </w:numbering>
 </file>
 
 <file path=word/styles.xml><?xml version="1.0" encoding="utf-8"?>
-<w:styles xmlns:mc="http://schemas.openxmlformats.org/markup-compatibility/2006" xmlns:r="http://schemas.openxmlformats.org/officeDocument/2006/relationships" xmlns:w="http://schemas.openxmlformats.org/wordprocessingml/2006/main" xmlns:w14="http://schemas.microsoft.com/office/word/2010/wordml" xmlns:w15="http://schemas.microsoft.com/office/word/2012/wordml" xmlns:w16cex="http://schemas.microsoft.com/office/word/2018/wordml/cex" xmlns:w16cid="http://schemas.microsoft.com/office/word/2016/wordml/cid" xmlns:w16="http://schemas.microsoft.com/office/word/2018/wordml" xmlns:w16se="http://schemas.microsoft.com/office/word/2015/wordml/symex" mc:Ignorable="w14 w15 w16se w16cid w16 w16cex">
+<w:styles xmlns:mc="http://schemas.openxmlformats.org/markup-compatibility/2006" xmlns:r="http://schemas.openxmlformats.org/officeDocument/2006/relationships" xmlns:w="http://schemas.openxmlformats.org/wordprocessingml/2006/main" xmlns:w14="http://schemas.microsoft.com/office/word/2010/wordml" xmlns:w15="http://schemas.microsoft.com/office/word/2012/wordml" xmlns:w16cex="http://schemas.microsoft.com/office/word/2018/wordml/cex" xmlns:w16cid="http://schemas.microsoft.com/office/word/2016/wordml/cid" xmlns:w16="http://schemas.microsoft.com/office/word/2018/wordml" xmlns:w16du="http://schemas.microsoft.com/office/word/2023/wordml/word16du" xmlns:w16sdtdh="http://schemas.microsoft.com/office/word/2020/wordml/sdtdatahash" xmlns:w16sdtfl="http://schemas.microsoft.com/office/word/2024/wordml/sdtformatlock" xmlns:w16se="http://schemas.microsoft.com/office/word/2015/wordml/symex" mc:Ignorable="w14 w15 w16se w16cid w16 w16cex w16sdtdh w16sdtfl w16du">
   <w:docDefaults>
     <w:rPrDefault>
       <w:rPr>
@@ -1555,11 +1620,11 @@
     <w:name w:val="Normal"/>
     <w:qFormat/>
   </w:style>
-  <w:style w:type="paragraph" w:styleId="Titre1">
+  <w:style w:type="paragraph" w:styleId="Heading1">
     <w:name w:val="heading 1"/>
     <w:basedOn w:val="Normal"/>
     <w:next w:val="Normal"/>
-    <w:link w:val="Titre1Car"/>
+    <w:link w:val="Heading1Char"/>
     <w:uiPriority w:val="9"/>
     <w:qFormat/>
     <w:rsid w:val="00362E65"/>
@@ -1583,11 +1648,11 @@
       <w:szCs w:val="32"/>
     </w:rPr>
   </w:style>
-  <w:style w:type="paragraph" w:styleId="Titre2">
+  <w:style w:type="paragraph" w:styleId="Heading2">
     <w:name w:val="heading 2"/>
     <w:basedOn w:val="Normal"/>
     <w:next w:val="Normal"/>
-    <w:link w:val="Titre2Car"/>
+    <w:link w:val="Heading2Char"/>
     <w:uiPriority w:val="9"/>
     <w:semiHidden/>
     <w:unhideWhenUsed/>
@@ -1611,11 +1676,11 @@
       <w:szCs w:val="26"/>
     </w:rPr>
   </w:style>
-  <w:style w:type="paragraph" w:styleId="Titre3">
+  <w:style w:type="paragraph" w:styleId="Heading3">
     <w:name w:val="heading 3"/>
     <w:basedOn w:val="Normal"/>
     <w:next w:val="Normal"/>
-    <w:link w:val="Titre3Car"/>
+    <w:link w:val="Heading3Char"/>
     <w:uiPriority w:val="9"/>
     <w:semiHidden/>
     <w:unhideWhenUsed/>
@@ -1637,13 +1702,13 @@
       <w:bCs/>
     </w:rPr>
   </w:style>
-  <w:style w:type="character" w:default="1" w:styleId="Policepardfaut">
+  <w:style w:type="character" w:default="1" w:styleId="DefaultParagraphFont">
     <w:name w:val="Default Paragraph Font"/>
     <w:uiPriority w:val="1"/>
     <w:semiHidden/>
     <w:unhideWhenUsed/>
   </w:style>
-  <w:style w:type="table" w:default="1" w:styleId="TableauNormal">
+  <w:style w:type="table" w:default="1" w:styleId="TableNormal">
     <w:name w:val="Normal Table"/>
     <w:uiPriority w:val="99"/>
     <w:semiHidden/>
@@ -1658,15 +1723,15 @@
       </w:tblCellMar>
     </w:tblPr>
   </w:style>
-  <w:style w:type="numbering" w:default="1" w:styleId="Aucuneliste">
+  <w:style w:type="numbering" w:default="1" w:styleId="NoList">
     <w:name w:val="No List"/>
     <w:uiPriority w:val="99"/>
     <w:semiHidden/>
     <w:unhideWhenUsed/>
   </w:style>
-  <w:style w:type="character" w:customStyle="1" w:styleId="strong">
-    <w:name w:val="strong"/>
-    <w:basedOn w:val="Policepardfaut"/>
+  <w:style w:type="character" w:customStyle="1" w:styleId="Strong1">
+    <w:name w:val="Strong1"/>
+    <w:basedOn w:val="DefaultParagraphFont"/>
     <w:uiPriority w:val="1"/>
     <w:qFormat/>
     <w:rsid w:val="007B3E96"/>
@@ -1685,7 +1750,7 @@
   </w:style>
   <w:style w:type="table" w:customStyle="1" w:styleId="tabletemplate">
     <w:name w:val="table_template"/>
-    <w:basedOn w:val="TableauNormal"/>
+    <w:basedOn w:val="TableNormal"/>
     <w:uiPriority w:val="59"/>
     <w:rsid w:val="00F12158"/>
     <w:pPr>
@@ -1721,9 +1786,9 @@
       </w:tcPr>
     </w:tblStylePr>
   </w:style>
-  <w:style w:type="table" w:styleId="Listeclaire-Accent2">
+  <w:style w:type="table" w:styleId="LightList-Accent2">
     <w:name w:val="Light List Accent 2"/>
-    <w:basedOn w:val="TableauNormal"/>
+    <w:basedOn w:val="TableNormal"/>
     <w:uiPriority w:val="61"/>
     <w:rsid w:val="00FC557F"/>
     <w:tblPr>
@@ -1803,10 +1868,10 @@
       </w:tcPr>
     </w:tblStylePr>
   </w:style>
-  <w:style w:type="character" w:customStyle="1" w:styleId="Titre1Car">
-    <w:name w:val="Titre 1 Car"/>
-    <w:basedOn w:val="Policepardfaut"/>
-    <w:link w:val="Titre1"/>
+  <w:style w:type="character" w:customStyle="1" w:styleId="Heading1Char">
+    <w:name w:val="Heading 1 Char"/>
+    <w:basedOn w:val="DefaultParagraphFont"/>
+    <w:link w:val="Heading1"/>
     <w:uiPriority w:val="9"/>
     <w:rsid w:val="00362E65"/>
     <w:rPr>
@@ -1817,10 +1882,10 @@
       <w:szCs w:val="32"/>
     </w:rPr>
   </w:style>
-  <w:style w:type="character" w:customStyle="1" w:styleId="Titre2Car">
-    <w:name w:val="Titre 2 Car"/>
-    <w:basedOn w:val="Policepardfaut"/>
-    <w:link w:val="Titre2"/>
+  <w:style w:type="character" w:customStyle="1" w:styleId="Heading2Char">
+    <w:name w:val="Heading 2 Char"/>
+    <w:basedOn w:val="DefaultParagraphFont"/>
+    <w:link w:val="Heading2"/>
     <w:uiPriority w:val="9"/>
     <w:semiHidden/>
     <w:rsid w:val="00362E65"/>
@@ -1832,10 +1897,10 @@
       <w:szCs w:val="26"/>
     </w:rPr>
   </w:style>
-  <w:style w:type="character" w:customStyle="1" w:styleId="Titre3Car">
-    <w:name w:val="Titre 3 Car"/>
-    <w:basedOn w:val="Policepardfaut"/>
-    <w:link w:val="Titre3"/>
+  <w:style w:type="character" w:customStyle="1" w:styleId="Heading3Char">
+    <w:name w:val="Heading 3 Char"/>
+    <w:basedOn w:val="DefaultParagraphFont"/>
+    <w:link w:val="Heading3"/>
     <w:uiPriority w:val="9"/>
     <w:semiHidden/>
     <w:rsid w:val="00362E65"/>
@@ -1864,9 +1929,9 @@
     <w:qFormat/>
     <w:rsid w:val="00AE18EF"/>
   </w:style>
-  <w:style w:type="table" w:styleId="Tableauprofessionnel">
+  <w:style w:type="table" w:styleId="TableProfessional">
     <w:name w:val="Table Professional"/>
-    <w:basedOn w:val="TableauNormal"/>
+    <w:basedOn w:val="TableNormal"/>
     <w:uiPriority w:val="99"/>
     <w:semiHidden/>
     <w:unhideWhenUsed/>
@@ -1896,7 +1961,7 @@
       </w:tcPr>
     </w:tblStylePr>
   </w:style>
-  <w:style w:type="paragraph" w:styleId="TM1">
+  <w:style w:type="paragraph" w:styleId="TOC1">
     <w:name w:val="toc 1"/>
     <w:basedOn w:val="Normal"/>
     <w:next w:val="Normal"/>
@@ -1908,7 +1973,7 @@
       <w:spacing w:after="100"/>
     </w:pPr>
   </w:style>
-  <w:style w:type="paragraph" w:styleId="TM2">
+  <w:style w:type="paragraph" w:styleId="TOC2">
     <w:name w:val="toc 2"/>
     <w:basedOn w:val="Normal"/>
     <w:next w:val="Normal"/>
@@ -1921,10 +1986,10 @@
       <w:ind w:left="240"/>
     </w:pPr>
   </w:style>
-  <w:style w:type="paragraph" w:styleId="Textedebulles">
+  <w:style w:type="paragraph" w:styleId="BalloonText">
     <w:name w:val="Balloon Text"/>
     <w:basedOn w:val="Normal"/>
-    <w:link w:val="TextedebullesCar"/>
+    <w:link w:val="BalloonTextChar"/>
     <w:uiPriority w:val="99"/>
     <w:semiHidden/>
     <w:unhideWhenUsed/>
@@ -1935,10 +2000,10 @@
       <w:szCs w:val="18"/>
     </w:rPr>
   </w:style>
-  <w:style w:type="character" w:customStyle="1" w:styleId="TextedebullesCar">
-    <w:name w:val="Texte de bulles Car"/>
-    <w:basedOn w:val="Policepardfaut"/>
-    <w:link w:val="Textedebulles"/>
+  <w:style w:type="character" w:customStyle="1" w:styleId="BalloonTextChar">
+    <w:name w:val="Balloon Text Char"/>
+    <w:basedOn w:val="DefaultParagraphFont"/>
+    <w:link w:val="BalloonText"/>
     <w:uiPriority w:val="99"/>
     <w:semiHidden/>
     <w:rsid w:val="00FB63E7"/>
@@ -1950,7 +2015,7 @@
   </w:style>
   <w:style w:type="character" w:customStyle="1" w:styleId="referenceid">
     <w:name w:val="reference_id"/>
-    <w:basedOn w:val="Policepardfaut"/>
+    <w:basedOn w:val="DefaultParagraphFont"/>
     <w:uiPriority w:val="1"/>
     <w:rsid w:val="00457CF1"/>
     <w:rPr>

--- a/7_figures/output/figure3/Figure3A.docx
+++ b/7_figures/output/figure3/Figure3A.docx
@@ -1,40 +1,30 @@
 
 <file path=word/document.xml><?xml version="1.0" encoding="utf-8"?>
-<w:document xmlns:wpc="http://schemas.microsoft.com/office/word/2010/wordprocessingCanvas" xmlns:cx="http://schemas.microsoft.com/office/drawing/2014/chartex" xmlns:cx1="http://schemas.microsoft.com/office/drawing/2015/9/8/chartex" xmlns:cx2="http://schemas.microsoft.com/office/drawing/2015/10/21/chartex" xmlns:cx3="http://schemas.microsoft.com/office/drawing/2016/5/9/chartex" xmlns:cx4="http://schemas.microsoft.com/office/drawing/2016/5/10/chartex" xmlns:cx5="http://schemas.microsoft.com/office/drawing/2016/5/11/chartex" xmlns:cx6="http://schemas.microsoft.com/office/drawing/2016/5/12/chartex" xmlns:cx7="http://schemas.microsoft.com/office/drawing/2016/5/13/chartex" xmlns:cx8="http://schemas.microsoft.com/office/drawing/2016/5/14/chartex" xmlns:mc="http://schemas.openxmlformats.org/markup-compatibility/2006" xmlns:aink="http://schemas.microsoft.com/office/drawing/2016/ink" xmlns:am3d="http://schemas.microsoft.com/office/drawing/2017/model3d" xmlns:o="urn:schemas-microsoft-com:office:office" xmlns:oel="http://schemas.microsoft.com/office/2019/extlst" xmlns:r="http://schemas.openxmlformats.org/officeDocument/2006/relationships" xmlns:m="http://schemas.openxmlformats.org/officeDocument/2006/math" xmlns:v="urn:schemas-microsoft-com:vml" xmlns:wp14="http://schemas.microsoft.com/office/word/2010/wordprocessingDrawing" xmlns:wp="http://schemas.openxmlformats.org/drawingml/2006/wordprocessingDrawing" xmlns:w10="urn:schemas-microsoft-com:office:word" xmlns:w="http://schemas.openxmlformats.org/wordprocessingml/2006/main" xmlns:w14="http://schemas.microsoft.com/office/word/2010/wordml" xmlns:w15="http://schemas.microsoft.com/office/word/2012/wordml" xmlns:w16cex="http://schemas.microsoft.com/office/word/2018/wordml/cex" xmlns:w16cid="http://schemas.microsoft.com/office/word/2016/wordml/cid" xmlns:w16="http://schemas.microsoft.com/office/word/2018/wordml" xmlns:w16du="http://schemas.microsoft.com/office/word/2023/wordml/word16du" xmlns:w16sdtdh="http://schemas.microsoft.com/office/word/2020/wordml/sdtdatahash" xmlns:w16sdtfl="http://schemas.microsoft.com/office/word/2024/wordml/sdtformatlock" xmlns:w16se="http://schemas.microsoft.com/office/word/2015/wordml/symex" xmlns:wpg="http://schemas.microsoft.com/office/word/2010/wordprocessingGroup" xmlns:wpi="http://schemas.microsoft.com/office/word/2010/wordprocessingInk" xmlns:wne="http://schemas.microsoft.com/office/word/2006/wordml" xmlns:wps="http://schemas.microsoft.com/office/word/2010/wordprocessingShape" mc:Ignorable="w14 w15 w16se w16cid w16 w16cex w16sdtdh w16sdtfl w16du wp14">
+<w:document xmlns:wpc="http://schemas.microsoft.com/office/word/2010/wordprocessingCanvas" xmlns:cx="http://schemas.microsoft.com/office/drawing/2014/chartex" xmlns:cx1="http://schemas.microsoft.com/office/drawing/2015/9/8/chartex" xmlns:cx2="http://schemas.microsoft.com/office/drawing/2015/10/21/chartex" xmlns:cx3="http://schemas.microsoft.com/office/drawing/2016/5/9/chartex" xmlns:cx4="http://schemas.microsoft.com/office/drawing/2016/5/10/chartex" xmlns:cx5="http://schemas.microsoft.com/office/drawing/2016/5/11/chartex" xmlns:cx6="http://schemas.microsoft.com/office/drawing/2016/5/12/chartex" xmlns:cx7="http://schemas.microsoft.com/office/drawing/2016/5/13/chartex" xmlns:cx8="http://schemas.microsoft.com/office/drawing/2016/5/14/chartex" xmlns:mc="http://schemas.openxmlformats.org/markup-compatibility/2006" xmlns:aink="http://schemas.microsoft.com/office/drawing/2016/ink" xmlns:am3d="http://schemas.microsoft.com/office/drawing/2017/model3d" xmlns:o="urn:schemas-microsoft-com:office:office" xmlns:r="http://schemas.openxmlformats.org/officeDocument/2006/relationships" xmlns:m="http://schemas.openxmlformats.org/officeDocument/2006/math" xmlns:v="urn:schemas-microsoft-com:vml" xmlns:wp14="http://schemas.microsoft.com/office/word/2010/wordprocessingDrawing" xmlns:wp="http://schemas.openxmlformats.org/drawingml/2006/wordprocessingDrawing" xmlns:w10="urn:schemas-microsoft-com:office:word" xmlns:w="http://schemas.openxmlformats.org/wordprocessingml/2006/main" xmlns:w14="http://schemas.microsoft.com/office/word/2010/wordml" xmlns:w15="http://schemas.microsoft.com/office/word/2012/wordml" xmlns:w16cex="http://schemas.microsoft.com/office/word/2018/wordml/cex" xmlns:w16cid="http://schemas.microsoft.com/office/word/2016/wordml/cid" xmlns:w16="http://schemas.microsoft.com/office/word/2018/wordml" xmlns:w16se="http://schemas.microsoft.com/office/word/2015/wordml/symex" xmlns:wpg="http://schemas.microsoft.com/office/word/2010/wordprocessingGroup" xmlns:wpi="http://schemas.microsoft.com/office/word/2010/wordprocessingInk" xmlns:wne="http://schemas.microsoft.com/office/word/2006/wordml" xmlns:wps="http://schemas.microsoft.com/office/word/2010/wordprocessingShape" mc:Ignorable="w14 w15 w16se w16cid w16 w16cex wp14">
   <w:body>
     <w:p>
       <w:pPr>
         <w:pStyle w:val="TableCaption"/>
+        <w:jc w:val="center"/>
         <w:keepNext/>
         <w:pBdr>
+          <w:bottom w:val="none" w:sz="0" w:space="0" w:color="000000"/>
           <w:top w:val="none" w:sz="0" w:space="0" w:color="000000"/>
           <w:left w:val="none" w:sz="0" w:space="0" w:color="000000"/>
-          <w:bottom w:val="none" w:sz="0" w:space="0" w:color="000000"/>
           <w:right w:val="none" w:sz="0" w:space="0" w:color="000000"/>
         </w:pBdr>
-        <w:spacing w:before="60" w:after="60"/>
-        <w:ind w:left="60" w:right="60"/>
-        <w:rPr>
-          <w:rFonts w:ascii="Times New Roman" w:hAnsi="Times New Roman" w:cs="Times New Roman"/>
-          <w:i w:val="0"/>
-          <w:iCs/>
-        </w:rPr>
+        <w:spacing w:after="60" w:before="60" w:line="240"/>
+        <w:ind w:left="60" w:right="60" w:firstLine="0" w:firstLineChars="0"/>
       </w:pPr>
       <w:r>
-        <w:rPr>
-          <w:rFonts w:ascii="Times New Roman" w:hAnsi="Times New Roman" w:cs="Times New Roman"/>
-          <w:i w:val="0"/>
-          <w:iCs/>
-        </w:rPr>
-        <w:t>Figure 3A. Wealth Summary Statistics</w:t>
+        <w:t xml:space="preserve">Figure 3A. Wealth Summary Statistics</w:t>
       </w:r>
     </w:p>
-    <w:tbl>
+    <w:tbl xmlns:a="http://schemas.openxmlformats.org/drawingml/2006/main" xmlns:pic="http://schemas.openxmlformats.org/drawingml/2006/picture">
       <w:tblPr>
-        <w:tblW w:w="0" w:type="auto"/>
+        <w:tblLayout w:type="fixed"/>
         <w:jc w:val="center"/>
-        <w:tblLayout w:type="fixed"/>
-        <w:tblLook w:val="0420" w:firstRow="1" w:lastRow="0" w:firstColumn="0" w:lastColumn="0" w:noHBand="0" w:noVBand="1"/>
+        <w:tblLook w:firstRow="1" w:lastRow="0" w:firstColumn="0" w:lastColumn="0" w:noHBand="0" w:noVBand="1"/>
       </w:tblPr>
       <w:tblGrid>
         <w:gridCol w:w="1463"/>
@@ -45,539 +35,640 @@
       </w:tblGrid>
       <w:tr>
         <w:trPr>
+          <w:trHeight w:val="619" w:hRule="auto"/>
           <w:tblHeader/>
-          <w:jc w:val="center"/>
         </w:trPr>
+        header1
         <w:tc>
           <w:tcPr>
-            <w:tcW w:w="1463" w:type="dxa"/>
             <w:tcBorders>
+              <w:bottom w:val="single" w:sz="12" w:space="0" w:color="666666"/>
               <w:top w:val="single" w:sz="12" w:space="0" w:color="666666"/>
               <w:left w:val="none" w:sz="0" w:space="0" w:color="000000"/>
-              <w:bottom w:val="single" w:sz="12" w:space="0" w:color="666666"/>
               <w:right w:val="none" w:sz="0" w:space="0" w:color="000000"/>
             </w:tcBorders>
             <w:shd w:val="clear" w:color="auto" w:fill="FFFFFF"/>
             <w:tcMar>
               <w:top w:w="0" w:type="dxa"/>
+              <w:bottom w:w="0" w:type="dxa"/>
               <w:left w:w="0" w:type="dxa"/>
-              <w:bottom w:w="0" w:type="dxa"/>
               <w:right w:w="0" w:type="dxa"/>
             </w:tcMar>
             <w:vAlign w:val="center"/>
           </w:tcPr>
           <w:p>
             <w:pPr>
+              <w:jc w:val="center"/>
               <w:pBdr>
+                <w:bottom w:val="none" w:sz="0" w:space="0" w:color="000000"/>
                 <w:top w:val="none" w:sz="0" w:space="0" w:color="000000"/>
                 <w:left w:val="none" w:sz="0" w:space="0" w:color="000000"/>
-                <w:bottom w:val="none" w:sz="0" w:space="0" w:color="000000"/>
                 <w:right w:val="none" w:sz="0" w:space="0" w:color="000000"/>
               </w:pBdr>
-              <w:spacing w:before="100" w:after="100"/>
-              <w:ind w:left="100" w:right="100"/>
-              <w:jc w:val="center"/>
-              <w:rPr>
-                <w:rFonts w:ascii="Times New Roman" w:eastAsia="Helvetica" w:hAnsi="Times New Roman" w:cs="Times New Roman"/>
-                <w:b/>
+              <w:spacing w:after="100" w:before="100" w:line="240"/>
+              <w:ind w:left="100" w:right="100" w:firstLine="0" w:firstLineChars="0"/>
+              <w:rPr>
+                <w:rFonts w:ascii="Helvetica" w:hAnsi="Helvetica" w:eastAsia="Helvetica" w:cs="Helvetica"/>
+                <w:i w:val="false"/>
+                <w:b w:val="true"/>
+                <w:u w:val="none"/>
+                <w:sz w:val="24"/>
+                <w:szCs w:val="24"/>
                 <w:color w:val="000000"/>
               </w:rPr>
             </w:pPr>
             <w:r>
               <w:rPr>
-                <w:rFonts w:ascii="Times New Roman" w:eastAsia="Helvetica" w:hAnsi="Times New Roman" w:cs="Times New Roman"/>
-                <w:b/>
-                <w:color w:val="000000"/>
-              </w:rPr>
-              <w:t>Unit</w:t>
+                <w:rFonts w:ascii="Helvetica" w:hAnsi="Helvetica" w:eastAsia="Helvetica" w:cs="Helvetica"/>
+                <w:i w:val="false"/>
+                <w:b w:val="true"/>
+                <w:u w:val="none"/>
+                <w:sz w:val="24"/>
+                <w:szCs w:val="24"/>
+                <w:color w:val="000000"/>
+              </w:rPr>
+              <w:t xml:space="preserve">Unit</w:t>
             </w:r>
           </w:p>
         </w:tc>
         <w:tc>
           <w:tcPr>
-            <w:tcW w:w="1206" w:type="dxa"/>
             <w:tcBorders>
+              <w:bottom w:val="single" w:sz="12" w:space="0" w:color="666666"/>
               <w:top w:val="single" w:sz="12" w:space="0" w:color="666666"/>
               <w:left w:val="none" w:sz="0" w:space="0" w:color="000000"/>
-              <w:bottom w:val="single" w:sz="12" w:space="0" w:color="666666"/>
               <w:right w:val="none" w:sz="0" w:space="0" w:color="000000"/>
             </w:tcBorders>
             <w:shd w:val="clear" w:color="auto" w:fill="FFFFFF"/>
             <w:tcMar>
               <w:top w:w="0" w:type="dxa"/>
+              <w:bottom w:w="0" w:type="dxa"/>
               <w:left w:w="0" w:type="dxa"/>
-              <w:bottom w:w="0" w:type="dxa"/>
               <w:right w:w="0" w:type="dxa"/>
             </w:tcMar>
             <w:vAlign w:val="center"/>
           </w:tcPr>
           <w:p>
             <w:pPr>
+              <w:jc w:val="center"/>
               <w:pBdr>
+                <w:bottom w:val="none" w:sz="0" w:space="0" w:color="000000"/>
                 <w:top w:val="none" w:sz="0" w:space="0" w:color="000000"/>
                 <w:left w:val="none" w:sz="0" w:space="0" w:color="000000"/>
-                <w:bottom w:val="none" w:sz="0" w:space="0" w:color="000000"/>
                 <w:right w:val="none" w:sz="0" w:space="0" w:color="000000"/>
               </w:pBdr>
-              <w:spacing w:before="100" w:after="100"/>
-              <w:ind w:left="100" w:right="100"/>
-              <w:jc w:val="center"/>
-              <w:rPr>
-                <w:rFonts w:ascii="Times New Roman" w:eastAsia="Helvetica" w:hAnsi="Times New Roman" w:cs="Times New Roman"/>
-                <w:b/>
+              <w:spacing w:after="100" w:before="100" w:line="240"/>
+              <w:ind w:left="100" w:right="100" w:firstLine="0" w:firstLineChars="0"/>
+              <w:rPr>
+                <w:rFonts w:ascii="Helvetica" w:hAnsi="Helvetica" w:eastAsia="Helvetica" w:cs="Helvetica"/>
+                <w:i w:val="false"/>
+                <w:b w:val="true"/>
+                <w:u w:val="none"/>
+                <w:sz w:val="24"/>
+                <w:szCs w:val="24"/>
                 <w:color w:val="000000"/>
               </w:rPr>
             </w:pPr>
             <w:r>
               <w:rPr>
-                <w:rFonts w:ascii="Times New Roman" w:eastAsia="Helvetica" w:hAnsi="Times New Roman" w:cs="Times New Roman"/>
-                <w:b/>
-                <w:color w:val="000000"/>
-              </w:rPr>
-              <w:t>N</w:t>
+                <w:rFonts w:ascii="Helvetica" w:hAnsi="Helvetica" w:eastAsia="Helvetica" w:cs="Helvetica"/>
+                <w:i w:val="false"/>
+                <w:b w:val="true"/>
+                <w:u w:val="none"/>
+                <w:sz w:val="24"/>
+                <w:szCs w:val="24"/>
+                <w:color w:val="000000"/>
+              </w:rPr>
+              <w:t xml:space="preserve">N</w:t>
             </w:r>
           </w:p>
         </w:tc>
         <w:tc>
           <w:tcPr>
-            <w:tcW w:w="1731" w:type="dxa"/>
             <w:tcBorders>
+              <w:bottom w:val="single" w:sz="12" w:space="0" w:color="666666"/>
               <w:top w:val="single" w:sz="12" w:space="0" w:color="666666"/>
               <w:left w:val="none" w:sz="0" w:space="0" w:color="000000"/>
-              <w:bottom w:val="single" w:sz="12" w:space="0" w:color="666666"/>
               <w:right w:val="none" w:sz="0" w:space="0" w:color="000000"/>
             </w:tcBorders>
             <w:shd w:val="clear" w:color="auto" w:fill="FFFFFF"/>
             <w:tcMar>
               <w:top w:w="0" w:type="dxa"/>
+              <w:bottom w:w="0" w:type="dxa"/>
               <w:left w:w="0" w:type="dxa"/>
-              <w:bottom w:w="0" w:type="dxa"/>
               <w:right w:w="0" w:type="dxa"/>
             </w:tcMar>
             <w:vAlign w:val="center"/>
           </w:tcPr>
           <w:p>
             <w:pPr>
+              <w:jc w:val="center"/>
               <w:pBdr>
+                <w:bottom w:val="none" w:sz="0" w:space="0" w:color="000000"/>
                 <w:top w:val="none" w:sz="0" w:space="0" w:color="000000"/>
                 <w:left w:val="none" w:sz="0" w:space="0" w:color="000000"/>
-                <w:bottom w:val="none" w:sz="0" w:space="0" w:color="000000"/>
                 <w:right w:val="none" w:sz="0" w:space="0" w:color="000000"/>
               </w:pBdr>
-              <w:spacing w:before="100" w:after="100"/>
-              <w:ind w:left="100" w:right="100"/>
-              <w:jc w:val="center"/>
-              <w:rPr>
-                <w:rFonts w:ascii="Times New Roman" w:eastAsia="Helvetica" w:hAnsi="Times New Roman" w:cs="Times New Roman"/>
-                <w:b/>
+              <w:spacing w:after="100" w:before="100" w:line="240"/>
+              <w:ind w:left="100" w:right="100" w:firstLine="0" w:firstLineChars="0"/>
+              <w:rPr>
+                <w:rFonts w:ascii="Helvetica" w:hAnsi="Helvetica" w:eastAsia="Helvetica" w:cs="Helvetica"/>
+                <w:i w:val="false"/>
+                <w:b w:val="true"/>
+                <w:u w:val="none"/>
+                <w:sz w:val="24"/>
+                <w:szCs w:val="24"/>
                 <w:color w:val="000000"/>
               </w:rPr>
             </w:pPr>
             <w:r>
               <w:rPr>
-                <w:rFonts w:ascii="Times New Roman" w:eastAsia="Helvetica" w:hAnsi="Times New Roman" w:cs="Times New Roman"/>
-                <w:b/>
-                <w:color w:val="000000"/>
-              </w:rPr>
-              <w:t>Unique Clans</w:t>
+                <w:rFonts w:ascii="Helvetica" w:hAnsi="Helvetica" w:eastAsia="Helvetica" w:cs="Helvetica"/>
+                <w:i w:val="false"/>
+                <w:b w:val="true"/>
+                <w:u w:val="none"/>
+                <w:sz w:val="24"/>
+                <w:szCs w:val="24"/>
+                <w:color w:val="000000"/>
+              </w:rPr>
+              <w:t xml:space="preserve">Unique Clans</w:t>
             </w:r>
           </w:p>
         </w:tc>
         <w:tc>
           <w:tcPr>
-            <w:tcW w:w="1621" w:type="dxa"/>
             <w:tcBorders>
+              <w:bottom w:val="single" w:sz="12" w:space="0" w:color="666666"/>
               <w:top w:val="single" w:sz="12" w:space="0" w:color="666666"/>
               <w:left w:val="none" w:sz="0" w:space="0" w:color="000000"/>
-              <w:bottom w:val="single" w:sz="12" w:space="0" w:color="666666"/>
               <w:right w:val="none" w:sz="0" w:space="0" w:color="000000"/>
             </w:tcBorders>
             <w:shd w:val="clear" w:color="auto" w:fill="FFFFFF"/>
             <w:tcMar>
               <w:top w:w="0" w:type="dxa"/>
+              <w:bottom w:w="0" w:type="dxa"/>
               <w:left w:w="0" w:type="dxa"/>
-              <w:bottom w:w="0" w:type="dxa"/>
               <w:right w:w="0" w:type="dxa"/>
             </w:tcMar>
             <w:vAlign w:val="center"/>
           </w:tcPr>
           <w:p>
             <w:pPr>
+              <w:jc w:val="center"/>
               <w:pBdr>
+                <w:bottom w:val="none" w:sz="0" w:space="0" w:color="000000"/>
                 <w:top w:val="none" w:sz="0" w:space="0" w:color="000000"/>
                 <w:left w:val="none" w:sz="0" w:space="0" w:color="000000"/>
-                <w:bottom w:val="none" w:sz="0" w:space="0" w:color="000000"/>
                 <w:right w:val="none" w:sz="0" w:space="0" w:color="000000"/>
               </w:pBdr>
-              <w:spacing w:before="100" w:after="100"/>
-              <w:ind w:left="100" w:right="100"/>
-              <w:jc w:val="center"/>
-              <w:rPr>
-                <w:rFonts w:ascii="Times New Roman" w:eastAsia="Helvetica" w:hAnsi="Times New Roman" w:cs="Times New Roman"/>
-                <w:b/>
+              <w:spacing w:after="100" w:before="100" w:line="240"/>
+              <w:ind w:left="100" w:right="100" w:firstLine="0" w:firstLineChars="0"/>
+              <w:rPr>
+                <w:rFonts w:ascii="Helvetica" w:hAnsi="Helvetica" w:eastAsia="Helvetica" w:cs="Helvetica"/>
+                <w:i w:val="false"/>
+                <w:b w:val="true"/>
+                <w:u w:val="none"/>
+                <w:sz w:val="24"/>
+                <w:szCs w:val="24"/>
                 <w:color w:val="000000"/>
               </w:rPr>
             </w:pPr>
             <w:r>
               <w:rPr>
-                <w:rFonts w:ascii="Times New Roman" w:eastAsia="Helvetica" w:hAnsi="Times New Roman" w:cs="Times New Roman"/>
-                <w:b/>
-                <w:color w:val="000000"/>
-              </w:rPr>
-              <w:t>Mean (Wtd.)</w:t>
+                <w:rFonts w:ascii="Helvetica" w:hAnsi="Helvetica" w:eastAsia="Helvetica" w:cs="Helvetica"/>
+                <w:i w:val="false"/>
+                <w:b w:val="true"/>
+                <w:u w:val="none"/>
+                <w:sz w:val="24"/>
+                <w:szCs w:val="24"/>
+                <w:color w:val="000000"/>
+              </w:rPr>
+              <w:t xml:space="preserve">Mean (Wtd.)</w:t>
             </w:r>
           </w:p>
         </w:tc>
         <w:tc>
           <w:tcPr>
-            <w:tcW w:w="1853" w:type="dxa"/>
             <w:tcBorders>
+              <w:bottom w:val="single" w:sz="12" w:space="0" w:color="666666"/>
               <w:top w:val="single" w:sz="12" w:space="0" w:color="666666"/>
               <w:left w:val="none" w:sz="0" w:space="0" w:color="000000"/>
-              <w:bottom w:val="single" w:sz="12" w:space="0" w:color="666666"/>
               <w:right w:val="none" w:sz="0" w:space="0" w:color="000000"/>
             </w:tcBorders>
             <w:shd w:val="clear" w:color="auto" w:fill="FFFFFF"/>
             <w:tcMar>
               <w:top w:w="0" w:type="dxa"/>
+              <w:bottom w:w="0" w:type="dxa"/>
               <w:left w:w="0" w:type="dxa"/>
-              <w:bottom w:w="0" w:type="dxa"/>
               <w:right w:w="0" w:type="dxa"/>
             </w:tcMar>
             <w:vAlign w:val="center"/>
           </w:tcPr>
           <w:p>
             <w:pPr>
+              <w:jc w:val="center"/>
               <w:pBdr>
+                <w:bottom w:val="none" w:sz="0" w:space="0" w:color="000000"/>
                 <w:top w:val="none" w:sz="0" w:space="0" w:color="000000"/>
                 <w:left w:val="none" w:sz="0" w:space="0" w:color="000000"/>
-                <w:bottom w:val="none" w:sz="0" w:space="0" w:color="000000"/>
                 <w:right w:val="none" w:sz="0" w:space="0" w:color="000000"/>
               </w:pBdr>
-              <w:spacing w:before="100" w:after="100"/>
-              <w:ind w:left="100" w:right="100"/>
-              <w:jc w:val="center"/>
-              <w:rPr>
-                <w:rFonts w:ascii="Times New Roman" w:eastAsia="Helvetica" w:hAnsi="Times New Roman" w:cs="Times New Roman"/>
-                <w:b/>
+              <w:spacing w:after="100" w:before="100" w:line="240"/>
+              <w:ind w:left="100" w:right="100" w:firstLine="0" w:firstLineChars="0"/>
+              <w:rPr>
+                <w:rFonts w:ascii="Helvetica" w:hAnsi="Helvetica" w:eastAsia="Helvetica" w:cs="Helvetica"/>
+                <w:i w:val="false"/>
+                <w:b w:val="true"/>
+                <w:u w:val="none"/>
+                <w:sz w:val="24"/>
+                <w:szCs w:val="24"/>
                 <w:color w:val="000000"/>
               </w:rPr>
             </w:pPr>
             <w:r>
               <w:rPr>
-                <w:rFonts w:ascii="Times New Roman" w:eastAsia="Helvetica" w:hAnsi="Times New Roman" w:cs="Times New Roman"/>
-                <w:b/>
-                <w:color w:val="000000"/>
-              </w:rPr>
-              <w:t>Mean (Unwtd.)</w:t>
+                <w:rFonts w:ascii="Helvetica" w:hAnsi="Helvetica" w:eastAsia="Helvetica" w:cs="Helvetica"/>
+                <w:i w:val="false"/>
+                <w:b w:val="true"/>
+                <w:u w:val="none"/>
+                <w:sz w:val="24"/>
+                <w:szCs w:val="24"/>
+                <w:color w:val="000000"/>
+              </w:rPr>
+              <w:t xml:space="preserve">Mean (Unwtd.)</w:t>
             </w:r>
           </w:p>
         </w:tc>
       </w:tr>
       <w:tr>
         <w:trPr>
-          <w:jc w:val="center"/>
+          <w:trHeight w:val="598" w:hRule="auto"/>
         </w:trPr>
+        body1
         <w:tc>
           <w:tcPr>
-            <w:tcW w:w="1463" w:type="dxa"/>
             <w:tcBorders>
+              <w:bottom w:val="single" w:sz="6" w:space="0" w:color="666666"/>
               <w:top w:val="single" w:sz="12" w:space="0" w:color="666666"/>
               <w:left w:val="none" w:sz="0" w:space="0" w:color="000000"/>
-              <w:bottom w:val="single" w:sz="6" w:space="0" w:color="666666"/>
               <w:right w:val="none" w:sz="0" w:space="0" w:color="000000"/>
             </w:tcBorders>
             <w:shd w:val="clear" w:color="auto" w:fill="FFFFFF"/>
             <w:tcMar>
               <w:top w:w="0" w:type="dxa"/>
+              <w:bottom w:w="0" w:type="dxa"/>
               <w:left w:w="0" w:type="dxa"/>
-              <w:bottom w:w="0" w:type="dxa"/>
               <w:right w:w="0" w:type="dxa"/>
             </w:tcMar>
             <w:vAlign w:val="center"/>
           </w:tcPr>
           <w:p>
             <w:pPr>
+              <w:jc w:val="center"/>
               <w:pBdr>
+                <w:bottom w:val="none" w:sz="0" w:space="0" w:color="000000"/>
                 <w:top w:val="none" w:sz="0" w:space="0" w:color="000000"/>
                 <w:left w:val="none" w:sz="0" w:space="0" w:color="000000"/>
-                <w:bottom w:val="none" w:sz="0" w:space="0" w:color="000000"/>
                 <w:right w:val="none" w:sz="0" w:space="0" w:color="000000"/>
               </w:pBdr>
-              <w:spacing w:before="100" w:after="100"/>
-              <w:ind w:left="100" w:right="100"/>
-              <w:jc w:val="center"/>
-              <w:rPr>
-                <w:rFonts w:ascii="Times New Roman" w:eastAsia="Helvetica" w:hAnsi="Times New Roman" w:cs="Times New Roman"/>
+              <w:spacing w:after="100" w:before="100" w:line="240"/>
+              <w:ind w:left="100" w:right="100" w:firstLine="0" w:firstLineChars="0"/>
+              <w:rPr>
+                <w:rFonts w:ascii="Helvetica" w:hAnsi="Helvetica" w:eastAsia="Helvetica" w:cs="Helvetica"/>
+                <w:i w:val="false"/>
+                <w:b w:val="false"/>
+                <w:u w:val="none"/>
+                <w:sz w:val="20"/>
+                <w:szCs w:val="20"/>
                 <w:color w:val="000000"/>
               </w:rPr>
             </w:pPr>
             <w:r>
               <w:rPr>
-                <w:rFonts w:ascii="Times New Roman" w:eastAsia="Helvetica" w:hAnsi="Times New Roman" w:cs="Times New Roman"/>
-                <w:color w:val="000000"/>
-              </w:rPr>
-              <w:t>Household</w:t>
+                <w:rFonts w:ascii="Helvetica" w:hAnsi="Helvetica" w:eastAsia="Helvetica" w:cs="Helvetica"/>
+                <w:i w:val="false"/>
+                <w:b w:val="false"/>
+                <w:u w:val="none"/>
+                <w:sz w:val="20"/>
+                <w:szCs w:val="20"/>
+                <w:color w:val="000000"/>
+              </w:rPr>
+              <w:t xml:space="preserve">Household</w:t>
             </w:r>
           </w:p>
         </w:tc>
         <w:tc>
           <w:tcPr>
-            <w:tcW w:w="1206" w:type="dxa"/>
             <w:tcBorders>
+              <w:bottom w:val="single" w:sz="6" w:space="0" w:color="666666"/>
               <w:top w:val="single" w:sz="12" w:space="0" w:color="666666"/>
               <w:left w:val="none" w:sz="0" w:space="0" w:color="000000"/>
-              <w:bottom w:val="single" w:sz="6" w:space="0" w:color="666666"/>
               <w:right w:val="none" w:sz="0" w:space="0" w:color="000000"/>
             </w:tcBorders>
             <w:shd w:val="clear" w:color="auto" w:fill="FFFFFF"/>
             <w:tcMar>
               <w:top w:w="0" w:type="dxa"/>
+              <w:bottom w:w="0" w:type="dxa"/>
               <w:left w:w="0" w:type="dxa"/>
-              <w:bottom w:w="0" w:type="dxa"/>
               <w:right w:w="0" w:type="dxa"/>
             </w:tcMar>
             <w:vAlign w:val="center"/>
           </w:tcPr>
           <w:p>
             <w:pPr>
+              <w:jc w:val="center"/>
               <w:pBdr>
+                <w:bottom w:val="none" w:sz="0" w:space="0" w:color="000000"/>
                 <w:top w:val="none" w:sz="0" w:space="0" w:color="000000"/>
                 <w:left w:val="none" w:sz="0" w:space="0" w:color="000000"/>
-                <w:bottom w:val="none" w:sz="0" w:space="0" w:color="000000"/>
                 <w:right w:val="none" w:sz="0" w:space="0" w:color="000000"/>
               </w:pBdr>
-              <w:spacing w:before="100" w:after="100"/>
-              <w:ind w:left="100" w:right="100"/>
-              <w:jc w:val="center"/>
-              <w:rPr>
-                <w:rFonts w:ascii="Times New Roman" w:eastAsia="Helvetica" w:hAnsi="Times New Roman" w:cs="Times New Roman"/>
+              <w:spacing w:after="100" w:before="100" w:line="240"/>
+              <w:ind w:left="100" w:right="100" w:firstLine="0" w:firstLineChars="0"/>
+              <w:rPr>
+                <w:rFonts w:ascii="Helvetica" w:hAnsi="Helvetica" w:eastAsia="Helvetica" w:cs="Helvetica"/>
+                <w:i w:val="false"/>
+                <w:b w:val="false"/>
+                <w:u w:val="none"/>
+                <w:sz w:val="20"/>
+                <w:szCs w:val="20"/>
                 <w:color w:val="000000"/>
               </w:rPr>
             </w:pPr>
             <w:r>
               <w:rPr>
-                <w:rFonts w:ascii="Times New Roman" w:eastAsia="Helvetica" w:hAnsi="Times New Roman" w:cs="Times New Roman"/>
-                <w:color w:val="000000"/>
-              </w:rPr>
-              <w:t>113,513</w:t>
+                <w:rFonts w:ascii="Helvetica" w:hAnsi="Helvetica" w:eastAsia="Helvetica" w:cs="Helvetica"/>
+                <w:i w:val="false"/>
+                <w:b w:val="false"/>
+                <w:u w:val="none"/>
+                <w:sz w:val="20"/>
+                <w:szCs w:val="20"/>
+                <w:color w:val="000000"/>
+              </w:rPr>
+              <w:t xml:space="preserve">113,513</w:t>
             </w:r>
           </w:p>
         </w:tc>
         <w:tc>
           <w:tcPr>
-            <w:tcW w:w="1731" w:type="dxa"/>
             <w:tcBorders>
+              <w:bottom w:val="single" w:sz="6" w:space="0" w:color="666666"/>
               <w:top w:val="single" w:sz="12" w:space="0" w:color="666666"/>
               <w:left w:val="none" w:sz="0" w:space="0" w:color="000000"/>
-              <w:bottom w:val="single" w:sz="6" w:space="0" w:color="666666"/>
               <w:right w:val="none" w:sz="0" w:space="0" w:color="000000"/>
             </w:tcBorders>
             <w:shd w:val="clear" w:color="auto" w:fill="FFFFFF"/>
             <w:tcMar>
               <w:top w:w="0" w:type="dxa"/>
+              <w:bottom w:w="0" w:type="dxa"/>
               <w:left w:w="0" w:type="dxa"/>
-              <w:bottom w:w="0" w:type="dxa"/>
               <w:right w:w="0" w:type="dxa"/>
             </w:tcMar>
             <w:vAlign w:val="center"/>
           </w:tcPr>
           <w:p>
             <w:pPr>
+              <w:jc w:val="center"/>
               <w:pBdr>
+                <w:bottom w:val="none" w:sz="0" w:space="0" w:color="000000"/>
                 <w:top w:val="none" w:sz="0" w:space="0" w:color="000000"/>
                 <w:left w:val="none" w:sz="0" w:space="0" w:color="000000"/>
-                <w:bottom w:val="none" w:sz="0" w:space="0" w:color="000000"/>
                 <w:right w:val="none" w:sz="0" w:space="0" w:color="000000"/>
               </w:pBdr>
-              <w:spacing w:before="100" w:after="100"/>
-              <w:ind w:left="100" w:right="100"/>
-              <w:jc w:val="center"/>
-              <w:rPr>
-                <w:rFonts w:ascii="Times New Roman" w:eastAsia="Helvetica" w:hAnsi="Times New Roman" w:cs="Times New Roman"/>
+              <w:spacing w:after="100" w:before="100" w:line="240"/>
+              <w:ind w:left="100" w:right="100" w:firstLine="0" w:firstLineChars="0"/>
+              <w:rPr>
+                <w:rFonts w:ascii="Helvetica" w:hAnsi="Helvetica" w:eastAsia="Helvetica" w:cs="Helvetica"/>
+                <w:i w:val="false"/>
+                <w:b w:val="false"/>
+                <w:u w:val="none"/>
+                <w:sz w:val="20"/>
+                <w:szCs w:val="20"/>
                 <w:color w:val="000000"/>
               </w:rPr>
             </w:pPr>
             <w:r>
               <w:rPr>
-                <w:rFonts w:ascii="Times New Roman" w:eastAsia="Helvetica" w:hAnsi="Times New Roman" w:cs="Times New Roman"/>
-                <w:color w:val="000000"/>
-              </w:rPr>
-              <w:t>2,622</w:t>
+                <w:rFonts w:ascii="Helvetica" w:hAnsi="Helvetica" w:eastAsia="Helvetica" w:cs="Helvetica"/>
+                <w:i w:val="false"/>
+                <w:b w:val="false"/>
+                <w:u w:val="none"/>
+                <w:sz w:val="20"/>
+                <w:szCs w:val="20"/>
+                <w:color w:val="000000"/>
+              </w:rPr>
+              <w:t xml:space="preserve">2,622</w:t>
             </w:r>
           </w:p>
         </w:tc>
         <w:tc>
           <w:tcPr>
-            <w:tcW w:w="1621" w:type="dxa"/>
             <w:tcBorders>
+              <w:bottom w:val="single" w:sz="6" w:space="0" w:color="666666"/>
               <w:top w:val="single" w:sz="12" w:space="0" w:color="666666"/>
               <w:left w:val="none" w:sz="0" w:space="0" w:color="000000"/>
-              <w:bottom w:val="single" w:sz="6" w:space="0" w:color="666666"/>
               <w:right w:val="none" w:sz="0" w:space="0" w:color="000000"/>
             </w:tcBorders>
             <w:shd w:val="clear" w:color="auto" w:fill="FFFFFF"/>
             <w:tcMar>
               <w:top w:w="0" w:type="dxa"/>
+              <w:bottom w:w="0" w:type="dxa"/>
               <w:left w:w="0" w:type="dxa"/>
-              <w:bottom w:w="0" w:type="dxa"/>
               <w:right w:w="0" w:type="dxa"/>
             </w:tcMar>
             <w:vAlign w:val="center"/>
           </w:tcPr>
           <w:p>
             <w:pPr>
+              <w:jc w:val="center"/>
               <w:pBdr>
+                <w:bottom w:val="none" w:sz="0" w:space="0" w:color="000000"/>
                 <w:top w:val="none" w:sz="0" w:space="0" w:color="000000"/>
                 <w:left w:val="none" w:sz="0" w:space="0" w:color="000000"/>
-                <w:bottom w:val="none" w:sz="0" w:space="0" w:color="000000"/>
                 <w:right w:val="none" w:sz="0" w:space="0" w:color="000000"/>
               </w:pBdr>
-              <w:spacing w:before="100" w:after="100"/>
-              <w:ind w:left="100" w:right="100"/>
-              <w:jc w:val="center"/>
-              <w:rPr>
-                <w:rFonts w:ascii="Times New Roman" w:eastAsia="Helvetica" w:hAnsi="Times New Roman" w:cs="Times New Roman"/>
+              <w:spacing w:after="100" w:before="100" w:line="240"/>
+              <w:ind w:left="100" w:right="100" w:firstLine="0" w:firstLineChars="0"/>
+              <w:rPr>
+                <w:rFonts w:ascii="Helvetica" w:hAnsi="Helvetica" w:eastAsia="Helvetica" w:cs="Helvetica"/>
+                <w:i w:val="false"/>
+                <w:b w:val="false"/>
+                <w:u w:val="none"/>
+                <w:sz w:val="20"/>
+                <w:szCs w:val="20"/>
                 <w:color w:val="000000"/>
               </w:rPr>
             </w:pPr>
             <w:r>
               <w:rPr>
-                <w:rFonts w:ascii="Times New Roman" w:eastAsia="Helvetica" w:hAnsi="Times New Roman" w:cs="Times New Roman"/>
-                <w:color w:val="000000"/>
-              </w:rPr>
-              <w:t xml:space="preserve">  490,484</w:t>
+                <w:rFonts w:ascii="Helvetica" w:hAnsi="Helvetica" w:eastAsia="Helvetica" w:cs="Helvetica"/>
+                <w:i w:val="false"/>
+                <w:b w:val="false"/>
+                <w:u w:val="none"/>
+                <w:sz w:val="20"/>
+                <w:szCs w:val="20"/>
+                <w:color w:val="000000"/>
+              </w:rPr>
+              <w:t xml:space="preserve">  479,763</w:t>
             </w:r>
           </w:p>
         </w:tc>
         <w:tc>
           <w:tcPr>
-            <w:tcW w:w="1853" w:type="dxa"/>
             <w:tcBorders>
+              <w:bottom w:val="single" w:sz="6" w:space="0" w:color="666666"/>
               <w:top w:val="single" w:sz="12" w:space="0" w:color="666666"/>
               <w:left w:val="none" w:sz="0" w:space="0" w:color="000000"/>
-              <w:bottom w:val="single" w:sz="6" w:space="0" w:color="666666"/>
               <w:right w:val="none" w:sz="0" w:space="0" w:color="000000"/>
             </w:tcBorders>
             <w:shd w:val="clear" w:color="auto" w:fill="FFFFFF"/>
             <w:tcMar>
               <w:top w:w="0" w:type="dxa"/>
+              <w:bottom w:w="0" w:type="dxa"/>
               <w:left w:w="0" w:type="dxa"/>
-              <w:bottom w:w="0" w:type="dxa"/>
               <w:right w:w="0" w:type="dxa"/>
             </w:tcMar>
             <w:vAlign w:val="center"/>
           </w:tcPr>
           <w:p>
             <w:pPr>
+              <w:jc w:val="center"/>
               <w:pBdr>
+                <w:bottom w:val="none" w:sz="0" w:space="0" w:color="000000"/>
                 <w:top w:val="none" w:sz="0" w:space="0" w:color="000000"/>
                 <w:left w:val="none" w:sz="0" w:space="0" w:color="000000"/>
-                <w:bottom w:val="none" w:sz="0" w:space="0" w:color="000000"/>
                 <w:right w:val="none" w:sz="0" w:space="0" w:color="000000"/>
               </w:pBdr>
-              <w:spacing w:before="100" w:after="100"/>
-              <w:ind w:left="100" w:right="100"/>
-              <w:jc w:val="center"/>
-              <w:rPr>
-                <w:rFonts w:ascii="Times New Roman" w:eastAsia="Helvetica" w:hAnsi="Times New Roman" w:cs="Times New Roman"/>
+              <w:spacing w:after="100" w:before="100" w:line="240"/>
+              <w:ind w:left="100" w:right="100" w:firstLine="0" w:firstLineChars="0"/>
+              <w:rPr>
+                <w:rFonts w:ascii="Helvetica" w:hAnsi="Helvetica" w:eastAsia="Helvetica" w:cs="Helvetica"/>
+                <w:i w:val="false"/>
+                <w:b w:val="false"/>
+                <w:u w:val="none"/>
+                <w:sz w:val="20"/>
+                <w:szCs w:val="20"/>
                 <w:color w:val="000000"/>
               </w:rPr>
             </w:pPr>
             <w:r>
               <w:rPr>
-                <w:rFonts w:ascii="Times New Roman" w:eastAsia="Helvetica" w:hAnsi="Times New Roman" w:cs="Times New Roman"/>
-                <w:color w:val="000000"/>
-              </w:rPr>
-              <w:t xml:space="preserve">  309,428</w:t>
+                <w:rFonts w:ascii="Helvetica" w:hAnsi="Helvetica" w:eastAsia="Helvetica" w:cs="Helvetica"/>
+                <w:i w:val="false"/>
+                <w:b w:val="false"/>
+                <w:u w:val="none"/>
+                <w:sz w:val="20"/>
+                <w:szCs w:val="20"/>
+                <w:color w:val="000000"/>
+              </w:rPr>
+              <w:t xml:space="preserve">  297,287</w:t>
             </w:r>
           </w:p>
         </w:tc>
       </w:tr>
       <w:tr>
         <w:trPr>
-          <w:jc w:val="center"/>
+          <w:trHeight w:val="598" w:hRule="auto"/>
         </w:trPr>
+        body2
         <w:tc>
           <w:tcPr>
-            <w:tcW w:w="1463" w:type="dxa"/>
             <w:tcBorders>
+              <w:bottom w:val="single" w:sz="12" w:space="0" w:color="666666"/>
               <w:top w:val="single" w:sz="6" w:space="0" w:color="666666"/>
               <w:left w:val="none" w:sz="0" w:space="0" w:color="000000"/>
-              <w:bottom w:val="single" w:sz="12" w:space="0" w:color="666666"/>
               <w:right w:val="none" w:sz="0" w:space="0" w:color="000000"/>
             </w:tcBorders>
             <w:shd w:val="clear" w:color="auto" w:fill="FFFFFF"/>
             <w:tcMar>
               <w:top w:w="0" w:type="dxa"/>
+              <w:bottom w:w="0" w:type="dxa"/>
               <w:left w:w="0" w:type="dxa"/>
-              <w:bottom w:w="0" w:type="dxa"/>
               <w:right w:w="0" w:type="dxa"/>
             </w:tcMar>
             <w:vAlign w:val="center"/>
           </w:tcPr>
           <w:p>
             <w:pPr>
+              <w:jc w:val="center"/>
               <w:pBdr>
+                <w:bottom w:val="none" w:sz="0" w:space="0" w:color="000000"/>
                 <w:top w:val="none" w:sz="0" w:space="0" w:color="000000"/>
                 <w:left w:val="none" w:sz="0" w:space="0" w:color="000000"/>
-                <w:bottom w:val="none" w:sz="0" w:space="0" w:color="000000"/>
                 <w:right w:val="none" w:sz="0" w:space="0" w:color="000000"/>
               </w:pBdr>
-              <w:spacing w:before="100" w:after="100"/>
-              <w:ind w:left="100" w:right="100"/>
-              <w:jc w:val="center"/>
-              <w:rPr>
-                <w:rFonts w:ascii="Times New Roman" w:eastAsia="Helvetica" w:hAnsi="Times New Roman" w:cs="Times New Roman"/>
+              <w:spacing w:after="100" w:before="100" w:line="240"/>
+              <w:ind w:left="100" w:right="100" w:firstLine="0" w:firstLineChars="0"/>
+              <w:rPr>
+                <w:rFonts w:ascii="Helvetica" w:hAnsi="Helvetica" w:eastAsia="Helvetica" w:cs="Helvetica"/>
+                <w:i w:val="false"/>
+                <w:b w:val="false"/>
+                <w:u w:val="none"/>
+                <w:sz w:val="20"/>
+                <w:szCs w:val="20"/>
                 <w:color w:val="000000"/>
               </w:rPr>
             </w:pPr>
             <w:r>
               <w:rPr>
-                <w:rFonts w:ascii="Times New Roman" w:eastAsia="Helvetica" w:hAnsi="Times New Roman" w:cs="Times New Roman"/>
-                <w:color w:val="000000"/>
-              </w:rPr>
-              <w:t>Clan</w:t>
+                <w:rFonts w:ascii="Helvetica" w:hAnsi="Helvetica" w:eastAsia="Helvetica" w:cs="Helvetica"/>
+                <w:i w:val="false"/>
+                <w:b w:val="false"/>
+                <w:u w:val="none"/>
+                <w:sz w:val="20"/>
+                <w:szCs w:val="20"/>
+                <w:color w:val="000000"/>
+              </w:rPr>
+              <w:t xml:space="preserve">Clan</w:t>
             </w:r>
           </w:p>
         </w:tc>
         <w:tc>
           <w:tcPr>
-            <w:tcW w:w="1206" w:type="dxa"/>
             <w:tcBorders>
+              <w:bottom w:val="single" w:sz="12" w:space="0" w:color="666666"/>
               <w:top w:val="single" w:sz="6" w:space="0" w:color="666666"/>
               <w:left w:val="none" w:sz="0" w:space="0" w:color="000000"/>
-              <w:bottom w:val="single" w:sz="12" w:space="0" w:color="666666"/>
               <w:right w:val="none" w:sz="0" w:space="0" w:color="000000"/>
             </w:tcBorders>
             <w:shd w:val="clear" w:color="auto" w:fill="FFFFFF"/>
             <w:tcMar>
               <w:top w:w="0" w:type="dxa"/>
+              <w:bottom w:w="0" w:type="dxa"/>
               <w:left w:w="0" w:type="dxa"/>
-              <w:bottom w:w="0" w:type="dxa"/>
               <w:right w:w="0" w:type="dxa"/>
             </w:tcMar>
             <w:vAlign w:val="center"/>
           </w:tcPr>
           <w:p>
             <w:pPr>
+              <w:jc w:val="center"/>
               <w:pBdr>
+                <w:bottom w:val="none" w:sz="0" w:space="0" w:color="000000"/>
                 <w:top w:val="none" w:sz="0" w:space="0" w:color="000000"/>
                 <w:left w:val="none" w:sz="0" w:space="0" w:color="000000"/>
-                <w:bottom w:val="none" w:sz="0" w:space="0" w:color="000000"/>
                 <w:right w:val="none" w:sz="0" w:space="0" w:color="000000"/>
               </w:pBdr>
-              <w:spacing w:before="100" w:after="100"/>
-              <w:ind w:left="100" w:right="100"/>
-              <w:jc w:val="center"/>
-              <w:rPr>
-                <w:rFonts w:ascii="Times New Roman" w:eastAsia="Helvetica" w:hAnsi="Times New Roman" w:cs="Times New Roman"/>
+              <w:spacing w:after="100" w:before="100" w:line="240"/>
+              <w:ind w:left="100" w:right="100" w:firstLine="0" w:firstLineChars="0"/>
+              <w:rPr>
+                <w:rFonts w:ascii="Helvetica" w:hAnsi="Helvetica" w:eastAsia="Helvetica" w:cs="Helvetica"/>
+                <w:i w:val="false"/>
+                <w:b w:val="false"/>
+                <w:u w:val="none"/>
+                <w:sz w:val="20"/>
+                <w:szCs w:val="20"/>
                 <w:color w:val="000000"/>
               </w:rPr>
             </w:pPr>
             <w:r>
               <w:rPr>
-                <w:rFonts w:ascii="Times New Roman" w:eastAsia="Helvetica" w:hAnsi="Times New Roman" w:cs="Times New Roman"/>
+                <w:rFonts w:ascii="Helvetica" w:hAnsi="Helvetica" w:eastAsia="Helvetica" w:cs="Helvetica"/>
+                <w:i w:val="false"/>
+                <w:b w:val="false"/>
+                <w:u w:val="none"/>
+                <w:sz w:val="20"/>
+                <w:szCs w:val="20"/>
                 <w:color w:val="000000"/>
               </w:rPr>
               <w:t xml:space="preserve"> 25,043</w:t>
@@ -586,130 +677,157 @@
         </w:tc>
         <w:tc>
           <w:tcPr>
-            <w:tcW w:w="1731" w:type="dxa"/>
             <w:tcBorders>
+              <w:bottom w:val="single" w:sz="12" w:space="0" w:color="666666"/>
               <w:top w:val="single" w:sz="6" w:space="0" w:color="666666"/>
               <w:left w:val="none" w:sz="0" w:space="0" w:color="000000"/>
-              <w:bottom w:val="single" w:sz="12" w:space="0" w:color="666666"/>
               <w:right w:val="none" w:sz="0" w:space="0" w:color="000000"/>
             </w:tcBorders>
             <w:shd w:val="clear" w:color="auto" w:fill="FFFFFF"/>
             <w:tcMar>
               <w:top w:w="0" w:type="dxa"/>
+              <w:bottom w:w="0" w:type="dxa"/>
               <w:left w:w="0" w:type="dxa"/>
-              <w:bottom w:w="0" w:type="dxa"/>
               <w:right w:w="0" w:type="dxa"/>
             </w:tcMar>
             <w:vAlign w:val="center"/>
           </w:tcPr>
           <w:p>
             <w:pPr>
+              <w:jc w:val="center"/>
               <w:pBdr>
+                <w:bottom w:val="none" w:sz="0" w:space="0" w:color="000000"/>
                 <w:top w:val="none" w:sz="0" w:space="0" w:color="000000"/>
                 <w:left w:val="none" w:sz="0" w:space="0" w:color="000000"/>
-                <w:bottom w:val="none" w:sz="0" w:space="0" w:color="000000"/>
                 <w:right w:val="none" w:sz="0" w:space="0" w:color="000000"/>
               </w:pBdr>
-              <w:spacing w:before="100" w:after="100"/>
-              <w:ind w:left="100" w:right="100"/>
-              <w:jc w:val="center"/>
-              <w:rPr>
-                <w:rFonts w:ascii="Times New Roman" w:eastAsia="Helvetica" w:hAnsi="Times New Roman" w:cs="Times New Roman"/>
+              <w:spacing w:after="100" w:before="100" w:line="240"/>
+              <w:ind w:left="100" w:right="100" w:firstLine="0" w:firstLineChars="0"/>
+              <w:rPr>
+                <w:rFonts w:ascii="Helvetica" w:hAnsi="Helvetica" w:eastAsia="Helvetica" w:cs="Helvetica"/>
+                <w:i w:val="false"/>
+                <w:b w:val="false"/>
+                <w:u w:val="none"/>
+                <w:sz w:val="20"/>
+                <w:szCs w:val="20"/>
                 <w:color w:val="000000"/>
               </w:rPr>
             </w:pPr>
             <w:r>
               <w:rPr>
-                <w:rFonts w:ascii="Times New Roman" w:eastAsia="Helvetica" w:hAnsi="Times New Roman" w:cs="Times New Roman"/>
-                <w:color w:val="000000"/>
-              </w:rPr>
-              <w:t>2,622</w:t>
+                <w:rFonts w:ascii="Helvetica" w:hAnsi="Helvetica" w:eastAsia="Helvetica" w:cs="Helvetica"/>
+                <w:i w:val="false"/>
+                <w:b w:val="false"/>
+                <w:u w:val="none"/>
+                <w:sz w:val="20"/>
+                <w:szCs w:val="20"/>
+                <w:color w:val="000000"/>
+              </w:rPr>
+              <w:t xml:space="preserve">2,622</w:t>
             </w:r>
           </w:p>
         </w:tc>
         <w:tc>
           <w:tcPr>
-            <w:tcW w:w="1621" w:type="dxa"/>
             <w:tcBorders>
+              <w:bottom w:val="single" w:sz="12" w:space="0" w:color="666666"/>
               <w:top w:val="single" w:sz="6" w:space="0" w:color="666666"/>
               <w:left w:val="none" w:sz="0" w:space="0" w:color="000000"/>
-              <w:bottom w:val="single" w:sz="12" w:space="0" w:color="666666"/>
               <w:right w:val="none" w:sz="0" w:space="0" w:color="000000"/>
             </w:tcBorders>
             <w:shd w:val="clear" w:color="auto" w:fill="FFFFFF"/>
             <w:tcMar>
               <w:top w:w="0" w:type="dxa"/>
+              <w:bottom w:w="0" w:type="dxa"/>
               <w:left w:w="0" w:type="dxa"/>
-              <w:bottom w:w="0" w:type="dxa"/>
               <w:right w:w="0" w:type="dxa"/>
             </w:tcMar>
             <w:vAlign w:val="center"/>
           </w:tcPr>
           <w:p>
             <w:pPr>
+              <w:jc w:val="center"/>
               <w:pBdr>
+                <w:bottom w:val="none" w:sz="0" w:space="0" w:color="000000"/>
                 <w:top w:val="none" w:sz="0" w:space="0" w:color="000000"/>
                 <w:left w:val="none" w:sz="0" w:space="0" w:color="000000"/>
-                <w:bottom w:val="none" w:sz="0" w:space="0" w:color="000000"/>
                 <w:right w:val="none" w:sz="0" w:space="0" w:color="000000"/>
               </w:pBdr>
-              <w:spacing w:before="100" w:after="100"/>
-              <w:ind w:left="100" w:right="100"/>
-              <w:jc w:val="center"/>
-              <w:rPr>
-                <w:rFonts w:ascii="Times New Roman" w:eastAsia="Helvetica" w:hAnsi="Times New Roman" w:cs="Times New Roman"/>
+              <w:spacing w:after="100" w:before="100" w:line="240"/>
+              <w:ind w:left="100" w:right="100" w:firstLine="0" w:firstLineChars="0"/>
+              <w:rPr>
+                <w:rFonts w:ascii="Helvetica" w:hAnsi="Helvetica" w:eastAsia="Helvetica" w:cs="Helvetica"/>
+                <w:i w:val="false"/>
+                <w:b w:val="false"/>
+                <w:u w:val="none"/>
+                <w:sz w:val="20"/>
+                <w:szCs w:val="20"/>
                 <w:color w:val="000000"/>
               </w:rPr>
             </w:pPr>
             <w:r>
               <w:rPr>
-                <w:rFonts w:ascii="Times New Roman" w:eastAsia="Helvetica" w:hAnsi="Times New Roman" w:cs="Times New Roman"/>
-                <w:color w:val="000000"/>
-              </w:rPr>
-              <w:t>1,884,288</w:t>
+                <w:rFonts w:ascii="Helvetica" w:hAnsi="Helvetica" w:eastAsia="Helvetica" w:cs="Helvetica"/>
+                <w:i w:val="false"/>
+                <w:b w:val="false"/>
+                <w:u w:val="none"/>
+                <w:sz w:val="20"/>
+                <w:szCs w:val="20"/>
+                <w:color w:val="000000"/>
+              </w:rPr>
+              <w:t xml:space="preserve">1,833,839</w:t>
             </w:r>
           </w:p>
         </w:tc>
         <w:tc>
           <w:tcPr>
-            <w:tcW w:w="1853" w:type="dxa"/>
             <w:tcBorders>
+              <w:bottom w:val="single" w:sz="12" w:space="0" w:color="666666"/>
               <w:top w:val="single" w:sz="6" w:space="0" w:color="666666"/>
               <w:left w:val="none" w:sz="0" w:space="0" w:color="000000"/>
-              <w:bottom w:val="single" w:sz="12" w:space="0" w:color="666666"/>
               <w:right w:val="none" w:sz="0" w:space="0" w:color="000000"/>
             </w:tcBorders>
             <w:shd w:val="clear" w:color="auto" w:fill="FFFFFF"/>
             <w:tcMar>
               <w:top w:w="0" w:type="dxa"/>
+              <w:bottom w:w="0" w:type="dxa"/>
               <w:left w:w="0" w:type="dxa"/>
-              <w:bottom w:w="0" w:type="dxa"/>
               <w:right w:w="0" w:type="dxa"/>
             </w:tcMar>
             <w:vAlign w:val="center"/>
           </w:tcPr>
           <w:p>
             <w:pPr>
+              <w:jc w:val="center"/>
               <w:pBdr>
+                <w:bottom w:val="none" w:sz="0" w:space="0" w:color="000000"/>
                 <w:top w:val="none" w:sz="0" w:space="0" w:color="000000"/>
                 <w:left w:val="none" w:sz="0" w:space="0" w:color="000000"/>
-                <w:bottom w:val="none" w:sz="0" w:space="0" w:color="000000"/>
                 <w:right w:val="none" w:sz="0" w:space="0" w:color="000000"/>
               </w:pBdr>
-              <w:spacing w:before="100" w:after="100"/>
-              <w:ind w:left="100" w:right="100"/>
-              <w:jc w:val="center"/>
-              <w:rPr>
-                <w:rFonts w:ascii="Times New Roman" w:eastAsia="Helvetica" w:hAnsi="Times New Roman" w:cs="Times New Roman"/>
+              <w:spacing w:after="100" w:before="100" w:line="240"/>
+              <w:ind w:left="100" w:right="100" w:firstLine="0" w:firstLineChars="0"/>
+              <w:rPr>
+                <w:rFonts w:ascii="Helvetica" w:hAnsi="Helvetica" w:eastAsia="Helvetica" w:cs="Helvetica"/>
+                <w:i w:val="false"/>
+                <w:b w:val="false"/>
+                <w:u w:val="none"/>
+                <w:sz w:val="20"/>
+                <w:szCs w:val="20"/>
                 <w:color w:val="000000"/>
               </w:rPr>
             </w:pPr>
             <w:r>
               <w:rPr>
-                <w:rFonts w:ascii="Times New Roman" w:eastAsia="Helvetica" w:hAnsi="Times New Roman" w:cs="Times New Roman"/>
-                <w:color w:val="000000"/>
-              </w:rPr>
-              <w:t>1,402,191</w:t>
+                <w:rFonts w:ascii="Helvetica" w:hAnsi="Helvetica" w:eastAsia="Helvetica" w:cs="Helvetica"/>
+                <w:i w:val="false"/>
+                <w:b w:val="false"/>
+                <w:u w:val="none"/>
+                <w:sz w:val="20"/>
+                <w:szCs w:val="20"/>
+                <w:color w:val="000000"/>
+              </w:rPr>
+              <w:t xml:space="preserve">1,347,176</w:t>
             </w:r>
           </w:p>
         </w:tc>
@@ -717,241 +835,34 @@
     </w:tbl>
     <w:p>
       <w:pPr>
+        <w:pStyle w:val="Normal"/>
+        <w:jc w:val="center"/>
         <w:pBdr>
+          <w:bottom w:val="none" w:sz="0" w:space="0" w:color="000000"/>
           <w:top w:val="none" w:sz="0" w:space="0" w:color="000000"/>
           <w:left w:val="none" w:sz="0" w:space="0" w:color="000000"/>
-          <w:bottom w:val="none" w:sz="0" w:space="0" w:color="000000"/>
           <w:right w:val="none" w:sz="0" w:space="0" w:color="000000"/>
         </w:pBdr>
-        <w:jc w:val="center"/>
+        <w:spacing w:after="0" w:before="0" w:line="240"/>
+        <w:ind w:left="0" w:right="0" w:firstLine="0" w:firstLineChars="0"/>
+      </w:pPr>
+      <w:r>
         <w:rPr>
-          <w:rFonts w:ascii="Arial" w:eastAsia="Arial" w:hAnsi="Arial" w:cs="Arial"/>
-          <w:i/>
-          <w:color w:val="000000"/>
+          <w:rFonts w:ascii="Arial" w:hAnsi="Arial" w:eastAsia="Arial" w:cs="Arial"/>
+          <w:i w:val="true"/>
+          <w:b w:val="false"/>
+          <w:u w:val="none"/>
           <w:sz w:val="20"/>
           <w:szCs w:val="20"/>
+          <w:color w:val="000000"/>
         </w:rPr>
-      </w:pPr>
-      <w:r>
-        <w:rPr>
-          <w:rFonts w:ascii="Arial" w:eastAsia="Arial" w:hAnsi="Arial" w:cs="Arial"/>
-          <w:i/>
-          <w:noProof/>
-          <w:color w:val="000000"/>
-          <w:sz w:val="20"/>
-          <w:szCs w:val="20"/>
-        </w:rPr>
-        <w:drawing>
-          <wp:inline distT="0" distB="0" distL="0" distR="0" wp14:anchorId="735D7AB0" wp14:editId="35FBAEE5">
-            <wp:extent cx="6423509" cy="3196167"/>
-            <wp:effectExtent l="38100" t="38100" r="41275" b="42545"/>
-            <wp:docPr id="204637121" name="Picture 1" descr="A graph of a number of people&#10;&#10;AI-generated content may be incorrect."/>
-            <wp:cNvGraphicFramePr>
-              <a:graphicFrameLocks xmlns:a="http://schemas.openxmlformats.org/drawingml/2006/main" noChangeAspect="1"/>
-            </wp:cNvGraphicFramePr>
-            <a:graphic xmlns:a="http://schemas.openxmlformats.org/drawingml/2006/main">
-              <a:graphicData uri="http://schemas.openxmlformats.org/drawingml/2006/picture">
-                <pic:pic xmlns:pic="http://schemas.openxmlformats.org/drawingml/2006/picture">
-                  <pic:nvPicPr>
-                    <pic:cNvPr id="204637121" name="Picture 1" descr="A graph of a number of people&#10;&#10;AI-generated content may be incorrect."/>
-                    <pic:cNvPicPr/>
-                  </pic:nvPicPr>
-                  <pic:blipFill>
-                    <a:blip r:embed="rId5" cstate="print">
-                      <a:extLst>
-                        <a:ext uri="{28A0092B-C50C-407E-A947-70E740481C1C}">
-                          <a14:useLocalDpi xmlns:a14="http://schemas.microsoft.com/office/drawing/2010/main" val="0"/>
-                        </a:ext>
-                      </a:extLst>
-                    </a:blip>
-                    <a:stretch>
-                      <a:fillRect/>
-                    </a:stretch>
-                  </pic:blipFill>
-                  <pic:spPr>
-                    <a:xfrm>
-                      <a:off x="0" y="0"/>
-                      <a:ext cx="6441549" cy="3205143"/>
-                    </a:xfrm>
-                    <a:prstGeom prst="rect">
-                      <a:avLst/>
-                    </a:prstGeom>
-                    <a:ln w="38100">
-                      <a:solidFill>
-                        <a:schemeClr val="bg1"/>
-                      </a:solidFill>
-                    </a:ln>
-                  </pic:spPr>
-                </pic:pic>
-              </a:graphicData>
-            </a:graphic>
-          </wp:inline>
-        </w:drawing>
+        <w:t xml:space="preserve">Note: Gini coefficients and distributions based on weighted data using PSID family and clan weights. Wealth is measured exclusive of home equity. </w:t>
       </w:r>
-    </w:p>
-    <w:p>
-      <w:pPr>
-        <w:pBdr>
-          <w:top w:val="none" w:sz="0" w:space="0" w:color="000000"/>
-          <w:left w:val="none" w:sz="0" w:space="0" w:color="000000"/>
-          <w:bottom w:val="none" w:sz="0" w:space="0" w:color="000000"/>
-          <w:right w:val="none" w:sz="0" w:space="0" w:color="000000"/>
-        </w:pBdr>
-        <w:jc w:val="center"/>
-        <w:rPr>
-          <w:rFonts w:ascii="Arial" w:eastAsia="Arial" w:hAnsi="Arial" w:cs="Arial"/>
-          <w:i/>
-          <w:color w:val="000000"/>
-          <w:sz w:val="20"/>
-          <w:szCs w:val="20"/>
-        </w:rPr>
-      </w:pPr>
-    </w:p>
-    <w:p>
-      <w:pPr>
-        <w:pBdr>
-          <w:top w:val="none" w:sz="0" w:space="0" w:color="000000"/>
-          <w:left w:val="none" w:sz="0" w:space="0" w:color="000000"/>
-          <w:bottom w:val="none" w:sz="0" w:space="0" w:color="000000"/>
-          <w:right w:val="none" w:sz="0" w:space="0" w:color="000000"/>
-        </w:pBdr>
-        <w:jc w:val="center"/>
-        <w:rPr>
-          <w:rFonts w:ascii="Arial" w:eastAsia="Arial" w:hAnsi="Arial" w:cs="Arial"/>
-          <w:i/>
-          <w:color w:val="000000"/>
-          <w:sz w:val="20"/>
-          <w:szCs w:val="20"/>
-        </w:rPr>
-      </w:pPr>
-      <w:r>
-        <w:rPr>
-          <w:rFonts w:ascii="Arial" w:eastAsia="Arial" w:hAnsi="Arial" w:cs="Arial"/>
-          <w:i/>
-          <w:color w:val="000000"/>
-          <w:sz w:val="20"/>
-          <w:szCs w:val="20"/>
-        </w:rPr>
-        <w:t xml:space="preserve">Note: </w:t>
-      </w:r>
-      <w:r>
-        <w:rPr>
-          <w:rFonts w:ascii="Arial" w:eastAsia="Arial" w:hAnsi="Arial" w:cs="Arial"/>
-          <w:i/>
-          <w:color w:val="000000"/>
-          <w:sz w:val="20"/>
-          <w:szCs w:val="20"/>
-        </w:rPr>
-        <w:t xml:space="preserve">Gini coefficients and distributions based on weighted data using </w:t>
-      </w:r>
-      <w:r>
-        <w:rPr>
-          <w:rFonts w:ascii="Arial" w:eastAsia="Arial" w:hAnsi="Arial" w:cs="Arial"/>
-          <w:i/>
-          <w:color w:val="000000"/>
-          <w:sz w:val="20"/>
-          <w:szCs w:val="20"/>
-        </w:rPr>
-        <w:t>PSID family and clan weights.</w:t>
-      </w:r>
-      <w:r>
-        <w:rPr>
-          <w:rFonts w:ascii="Arial" w:eastAsia="Arial" w:hAnsi="Arial" w:cs="Arial"/>
-          <w:i/>
-          <w:color w:val="000000"/>
-          <w:sz w:val="20"/>
-          <w:szCs w:val="20"/>
-        </w:rPr>
-        <w:t xml:space="preserve"> Wealth is measured exclusive of home equity. </w:t>
-      </w:r>
-    </w:p>
-    <w:p>
-      <w:pPr>
-        <w:pBdr>
-          <w:top w:val="none" w:sz="0" w:space="0" w:color="000000"/>
-          <w:left w:val="none" w:sz="0" w:space="0" w:color="000000"/>
-          <w:bottom w:val="none" w:sz="0" w:space="0" w:color="000000"/>
-          <w:right w:val="none" w:sz="0" w:space="0" w:color="000000"/>
-        </w:pBdr>
-        <w:jc w:val="center"/>
-        <w:rPr>
-          <w:rFonts w:ascii="Arial" w:eastAsia="Arial" w:hAnsi="Arial" w:cs="Arial"/>
-          <w:i/>
-          <w:color w:val="000000"/>
-          <w:sz w:val="20"/>
-          <w:szCs w:val="20"/>
-        </w:rPr>
-      </w:pPr>
-    </w:p>
-    <w:p>
-      <w:pPr>
-        <w:pBdr>
-          <w:top w:val="none" w:sz="0" w:space="0" w:color="000000"/>
-          <w:left w:val="none" w:sz="0" w:space="0" w:color="000000"/>
-          <w:bottom w:val="none" w:sz="0" w:space="0" w:color="000000"/>
-          <w:right w:val="none" w:sz="0" w:space="0" w:color="000000"/>
-        </w:pBdr>
-        <w:jc w:val="center"/>
-        <w:rPr>
-          <w:rFonts w:ascii="Arial" w:eastAsia="Arial" w:hAnsi="Arial" w:cs="Arial"/>
-          <w:i/>
-          <w:color w:val="000000"/>
-          <w:sz w:val="20"/>
-          <w:szCs w:val="20"/>
-        </w:rPr>
-      </w:pPr>
-    </w:p>
-    <w:p>
-      <w:pPr>
-        <w:pBdr>
-          <w:top w:val="none" w:sz="0" w:space="0" w:color="000000"/>
-          <w:left w:val="none" w:sz="0" w:space="0" w:color="000000"/>
-          <w:bottom w:val="none" w:sz="0" w:space="0" w:color="000000"/>
-          <w:right w:val="none" w:sz="0" w:space="0" w:color="000000"/>
-        </w:pBdr>
-        <w:jc w:val="center"/>
-        <w:rPr>
-          <w:rFonts w:ascii="Arial" w:eastAsia="Arial" w:hAnsi="Arial" w:cs="Arial"/>
-          <w:i/>
-          <w:color w:val="000000"/>
-          <w:sz w:val="20"/>
-          <w:szCs w:val="20"/>
-        </w:rPr>
-      </w:pPr>
-    </w:p>
-    <w:p>
-      <w:pPr>
-        <w:pBdr>
-          <w:top w:val="none" w:sz="0" w:space="0" w:color="000000"/>
-          <w:left w:val="none" w:sz="0" w:space="0" w:color="000000"/>
-          <w:bottom w:val="none" w:sz="0" w:space="0" w:color="000000"/>
-          <w:right w:val="none" w:sz="0" w:space="0" w:color="000000"/>
-        </w:pBdr>
-        <w:jc w:val="center"/>
-        <w:rPr>
-          <w:rFonts w:ascii="Arial" w:eastAsia="Arial" w:hAnsi="Arial" w:cs="Arial"/>
-          <w:i/>
-          <w:color w:val="000000"/>
-          <w:sz w:val="20"/>
-          <w:szCs w:val="20"/>
-        </w:rPr>
-      </w:pPr>
-    </w:p>
-    <w:p>
-      <w:pPr>
-        <w:pBdr>
-          <w:top w:val="none" w:sz="0" w:space="0" w:color="000000"/>
-          <w:left w:val="none" w:sz="0" w:space="0" w:color="000000"/>
-          <w:bottom w:val="none" w:sz="0" w:space="0" w:color="000000"/>
-          <w:right w:val="none" w:sz="0" w:space="0" w:color="000000"/>
-        </w:pBdr>
-        <w:jc w:val="center"/>
-      </w:pPr>
     </w:p>
     <w:sectPr>
       <w:type w:val="continuous"/>
       <w:pgSz w:w="11900" w:h="16840"/>
-      <w:pgMar w:top="720" w:right="720" w:bottom="720" w:left="720" w:header="708" w:footer="708" w:gutter="0"/>
+      <w:pgMar w:top="1417" w:right="1417" w:bottom="1417" w:left="1417" w:header="708" w:footer="708" w:gutter="0"/>
       <w:cols w:space="708"/>
       <w:docGrid w:linePitch="360"/>
     </w:sectPr>
@@ -959,8 +870,32 @@
 </w:document>
 </file>
 
+<file path=word/comments.xml><?xml version="1.0" encoding="utf-8"?>
+<w:comments xmlns:wpc="http://schemas.microsoft.com/office/word/2010/wordprocessingCanvas" xmlns:mo="http://schemas.microsoft.com/office/mac/office/2008/main" xmlns:mc="http://schemas.openxmlformats.org/markup-compatibility/2006" xmlns:mv="urn:schemas-microsoft-com:mac:vml" xmlns:o="urn:schemas-microsoft-com:office:office" xmlns:r="http://schemas.openxmlformats.org/officeDocument/2006/relationships" xmlns:m="http://schemas.openxmlformats.org/officeDocument/2006/math" xmlns:v="urn:schemas-microsoft-com:vml" xmlns:wp14="http://schemas.microsoft.com/office/word/2010/wordprocessingDrawing" xmlns:wp="http://schemas.openxmlformats.org/drawingml/2006/wordprocessingDrawing" xmlns:w10="urn:schemas-microsoft-com:office:word" xmlns:w="http://schemas.openxmlformats.org/wordprocessingml/2006/main" xmlns:w14="http://schemas.microsoft.com/office/word/2010/wordml" xmlns:wpg="http://schemas.microsoft.com/office/word/2010/wordprocessingGroup" xmlns:wpi="http://schemas.microsoft.com/office/word/2010/wordprocessingInk" xmlns:wne="http://schemas.microsoft.com/office/word/2006/wordml" xmlns:wps="http://schemas.microsoft.com/office/word/2010/wordprocessingShape" mc:Ignorable="w14 wp14">
+</w:comments>
+</file>
+
+<file path=word/footnotes.xml><?xml version="1.0" encoding="utf-8"?>
+<w:footnotes xmlns:wpc="http://schemas.microsoft.com/office/word/2010/wordprocessingCanvas" xmlns:mo="http://schemas.microsoft.com/office/mac/office/2008/main" xmlns:mc="http://schemas.openxmlformats.org/markup-compatibility/2006" xmlns:mv="urn:schemas-microsoft-com:mac:vml" xmlns:o="urn:schemas-microsoft-com:office:office" xmlns:r="http://schemas.openxmlformats.org/officeDocument/2006/relationships" xmlns:m="http://schemas.openxmlformats.org/officeDocument/2006/math" xmlns:v="urn:schemas-microsoft-com:vml" xmlns:wp14="http://schemas.microsoft.com/office/word/2010/wordprocessingDrawing" xmlns:wp="http://schemas.openxmlformats.org/drawingml/2006/wordprocessingDrawing" xmlns:w10="urn:schemas-microsoft-com:office:word" xmlns:w="http://schemas.openxmlformats.org/wordprocessingml/2006/main" xmlns:w14="http://schemas.microsoft.com/office/word/2010/wordml" xmlns:wpg="http://schemas.microsoft.com/office/word/2010/wordprocessingGroup" xmlns:wpi="http://schemas.microsoft.com/office/word/2010/wordprocessingInk" xmlns:wne="http://schemas.microsoft.com/office/word/2006/wordml" xmlns:wps="http://schemas.microsoft.com/office/word/2010/wordprocessingShape" mc:Ignorable="w14 wp14">
+  <w:footnote w:type="separator" w:id="-1">
+    <w:p>
+      <w:r>
+        <w:separator/>
+      </w:r>
+    </w:p>
+  </w:footnote>
+  <w:footnote w:type="continuationSeparator" w:id="0">
+    <w:p>
+      <w:r>
+        <w:continuationSeparator/>
+      </w:r>
+    </w:p>
+  </w:footnote>
+</w:footnotes>
+</file>
+
 <file path=word/numbering.xml><?xml version="1.0" encoding="utf-8"?>
-<w:numbering xmlns:wpc="http://schemas.microsoft.com/office/word/2010/wordprocessingCanvas" xmlns:cx="http://schemas.microsoft.com/office/drawing/2014/chartex" xmlns:cx1="http://schemas.microsoft.com/office/drawing/2015/9/8/chartex" xmlns:cx2="http://schemas.microsoft.com/office/drawing/2015/10/21/chartex" xmlns:cx3="http://schemas.microsoft.com/office/drawing/2016/5/9/chartex" xmlns:cx4="http://schemas.microsoft.com/office/drawing/2016/5/10/chartex" xmlns:cx5="http://schemas.microsoft.com/office/drawing/2016/5/11/chartex" xmlns:cx6="http://schemas.microsoft.com/office/drawing/2016/5/12/chartex" xmlns:cx7="http://schemas.microsoft.com/office/drawing/2016/5/13/chartex" xmlns:cx8="http://schemas.microsoft.com/office/drawing/2016/5/14/chartex" xmlns:mc="http://schemas.openxmlformats.org/markup-compatibility/2006" xmlns:aink="http://schemas.microsoft.com/office/drawing/2016/ink" xmlns:am3d="http://schemas.microsoft.com/office/drawing/2017/model3d" xmlns:o="urn:schemas-microsoft-com:office:office" xmlns:oel="http://schemas.microsoft.com/office/2019/extlst" xmlns:r="http://schemas.openxmlformats.org/officeDocument/2006/relationships" xmlns:m="http://schemas.openxmlformats.org/officeDocument/2006/math" xmlns:v="urn:schemas-microsoft-com:vml" xmlns:wp14="http://schemas.microsoft.com/office/word/2010/wordprocessingDrawing" xmlns:wp="http://schemas.openxmlformats.org/drawingml/2006/wordprocessingDrawing" xmlns:w10="urn:schemas-microsoft-com:office:word" xmlns:w="http://schemas.openxmlformats.org/wordprocessingml/2006/main" xmlns:w14="http://schemas.microsoft.com/office/word/2010/wordml" xmlns:w15="http://schemas.microsoft.com/office/word/2012/wordml" xmlns:w16cex="http://schemas.microsoft.com/office/word/2018/wordml/cex" xmlns:w16cid="http://schemas.microsoft.com/office/word/2016/wordml/cid" xmlns:w16="http://schemas.microsoft.com/office/word/2018/wordml" xmlns:w16du="http://schemas.microsoft.com/office/word/2023/wordml/word16du" xmlns:w16sdtdh="http://schemas.microsoft.com/office/word/2020/wordml/sdtdatahash" xmlns:w16sdtfl="http://schemas.microsoft.com/office/word/2024/wordml/sdtformatlock" xmlns:w16se="http://schemas.microsoft.com/office/word/2015/wordml/symex" xmlns:wpg="http://schemas.microsoft.com/office/word/2010/wordprocessingGroup" xmlns:wpi="http://schemas.microsoft.com/office/word/2010/wordprocessingInk" xmlns:wne="http://schemas.microsoft.com/office/word/2006/wordml" xmlns:wps="http://schemas.microsoft.com/office/word/2010/wordprocessingShape" mc:Ignorable="w14 w15 w16se w16cid w16 w16cex w16sdtdh w16sdtfl w16du wp14">
+<w:numbering xmlns:wpc="http://schemas.microsoft.com/office/word/2010/wordprocessingCanvas" xmlns:cx="http://schemas.microsoft.com/office/drawing/2014/chartex" xmlns:cx1="http://schemas.microsoft.com/office/drawing/2015/9/8/chartex" xmlns:cx2="http://schemas.microsoft.com/office/drawing/2015/10/21/chartex" xmlns:cx3="http://schemas.microsoft.com/office/drawing/2016/5/9/chartex" xmlns:cx4="http://schemas.microsoft.com/office/drawing/2016/5/10/chartex" xmlns:cx5="http://schemas.microsoft.com/office/drawing/2016/5/11/chartex" xmlns:cx6="http://schemas.microsoft.com/office/drawing/2016/5/12/chartex" xmlns:cx7="http://schemas.microsoft.com/office/drawing/2016/5/13/chartex" xmlns:cx8="http://schemas.microsoft.com/office/drawing/2016/5/14/chartex" xmlns:mc="http://schemas.openxmlformats.org/markup-compatibility/2006" xmlns:aink="http://schemas.microsoft.com/office/drawing/2016/ink" xmlns:am3d="http://schemas.microsoft.com/office/drawing/2017/model3d" xmlns:o="urn:schemas-microsoft-com:office:office" xmlns:r="http://schemas.openxmlformats.org/officeDocument/2006/relationships" xmlns:m="http://schemas.openxmlformats.org/officeDocument/2006/math" xmlns:v="urn:schemas-microsoft-com:vml" xmlns:wp14="http://schemas.microsoft.com/office/word/2010/wordprocessingDrawing" xmlns:wp="http://schemas.openxmlformats.org/drawingml/2006/wordprocessingDrawing" xmlns:w10="urn:schemas-microsoft-com:office:word" xmlns:w="http://schemas.openxmlformats.org/wordprocessingml/2006/main" xmlns:w14="http://schemas.microsoft.com/office/word/2010/wordml" xmlns:w15="http://schemas.microsoft.com/office/word/2012/wordml" xmlns:w16cex="http://schemas.microsoft.com/office/word/2018/wordml/cex" xmlns:w16cid="http://schemas.microsoft.com/office/word/2016/wordml/cid" xmlns:w16="http://schemas.microsoft.com/office/word/2018/wordml" xmlns:w16se="http://schemas.microsoft.com/office/word/2015/wordml/symex" xmlns:wpg="http://schemas.microsoft.com/office/word/2010/wordprocessingGroup" xmlns:wpi="http://schemas.microsoft.com/office/word/2010/wordprocessingInk" xmlns:wne="http://schemas.microsoft.com/office/word/2006/wordml" xmlns:wps="http://schemas.microsoft.com/office/word/2010/wordprocessingShape" mc:Ignorable="w14 w15 w16se w16cid w16 w16cex wp14">
   <w:abstractNum w:abstractNumId="0" w15:restartNumberingAfterBreak="0">
     <w:nsid w:val="07E925FD"/>
     <w:multiLevelType w:val="multilevel"/>
@@ -968,7 +903,7 @@
     <w:lvl w:ilvl="0">
       <w:start w:val="1"/>
       <w:numFmt w:val="decimal"/>
-      <w:pStyle w:val="Heading1"/>
+      <w:pStyle w:val="Titre1"/>
       <w:lvlText w:val="%1."/>
       <w:lvlJc w:val="left"/>
       <w:pPr>
@@ -978,7 +913,7 @@
     <w:lvl w:ilvl="1">
       <w:start w:val="1"/>
       <w:numFmt w:val="decimal"/>
-      <w:pStyle w:val="Heading2"/>
+      <w:pStyle w:val="Titre2"/>
       <w:lvlText w:val="%1.%2."/>
       <w:lvlJc w:val="left"/>
       <w:pPr>
@@ -988,7 +923,7 @@
     <w:lvl w:ilvl="2">
       <w:start w:val="1"/>
       <w:numFmt w:val="decimal"/>
-      <w:pStyle w:val="Heading3"/>
+      <w:pStyle w:val="Titre3"/>
       <w:lvlText w:val="%1.%2.%3."/>
       <w:lvlJc w:val="left"/>
       <w:pPr>
@@ -1222,20 +1157,20 @@
       </w:pPr>
     </w:lvl>
   </w:abstractNum>
-  <w:num w:numId="1" w16cid:durableId="1496799126">
+  <w:num w:numId="1">
     <w:abstractNumId w:val="1"/>
   </w:num>
-  <w:num w:numId="2" w16cid:durableId="1536573974">
+  <w:num w:numId="2">
     <w:abstractNumId w:val="2"/>
   </w:num>
-  <w:num w:numId="3" w16cid:durableId="1176116453">
+  <w:num w:numId="3">
     <w:abstractNumId w:val="0"/>
   </w:num>
 </w:numbering>
 </file>
 
 <file path=word/styles.xml><?xml version="1.0" encoding="utf-8"?>
-<w:styles xmlns:mc="http://schemas.openxmlformats.org/markup-compatibility/2006" xmlns:r="http://schemas.openxmlformats.org/officeDocument/2006/relationships" xmlns:w="http://schemas.openxmlformats.org/wordprocessingml/2006/main" xmlns:w14="http://schemas.microsoft.com/office/word/2010/wordml" xmlns:w15="http://schemas.microsoft.com/office/word/2012/wordml" xmlns:w16cex="http://schemas.microsoft.com/office/word/2018/wordml/cex" xmlns:w16cid="http://schemas.microsoft.com/office/word/2016/wordml/cid" xmlns:w16="http://schemas.microsoft.com/office/word/2018/wordml" xmlns:w16du="http://schemas.microsoft.com/office/word/2023/wordml/word16du" xmlns:w16sdtdh="http://schemas.microsoft.com/office/word/2020/wordml/sdtdatahash" xmlns:w16sdtfl="http://schemas.microsoft.com/office/word/2024/wordml/sdtformatlock" xmlns:w16se="http://schemas.microsoft.com/office/word/2015/wordml/symex" mc:Ignorable="w14 w15 w16se w16cid w16 w16cex w16sdtdh w16sdtfl w16du">
+<w:styles xmlns:mc="http://schemas.openxmlformats.org/markup-compatibility/2006" xmlns:r="http://schemas.openxmlformats.org/officeDocument/2006/relationships" xmlns:w="http://schemas.openxmlformats.org/wordprocessingml/2006/main" xmlns:w14="http://schemas.microsoft.com/office/word/2010/wordml" xmlns:w15="http://schemas.microsoft.com/office/word/2012/wordml" xmlns:w16cex="http://schemas.microsoft.com/office/word/2018/wordml/cex" xmlns:w16cid="http://schemas.microsoft.com/office/word/2016/wordml/cid" xmlns:w16="http://schemas.microsoft.com/office/word/2018/wordml" xmlns:w16se="http://schemas.microsoft.com/office/word/2015/wordml/symex" mc:Ignorable="w14 w15 w16se w16cid w16 w16cex">
   <w:docDefaults>
     <w:rPrDefault>
       <w:rPr>
@@ -1620,11 +1555,11 @@
     <w:name w:val="Normal"/>
     <w:qFormat/>
   </w:style>
-  <w:style w:type="paragraph" w:styleId="Heading1">
+  <w:style w:type="paragraph" w:styleId="Titre1">
     <w:name w:val="heading 1"/>
     <w:basedOn w:val="Normal"/>
     <w:next w:val="Normal"/>
-    <w:link w:val="Heading1Char"/>
+    <w:link w:val="Titre1Car"/>
     <w:uiPriority w:val="9"/>
     <w:qFormat/>
     <w:rsid w:val="00362E65"/>
@@ -1648,11 +1583,11 @@
       <w:szCs w:val="32"/>
     </w:rPr>
   </w:style>
-  <w:style w:type="paragraph" w:styleId="Heading2">
+  <w:style w:type="paragraph" w:styleId="Titre2">
     <w:name w:val="heading 2"/>
     <w:basedOn w:val="Normal"/>
     <w:next w:val="Normal"/>
-    <w:link w:val="Heading2Char"/>
+    <w:link w:val="Titre2Car"/>
     <w:uiPriority w:val="9"/>
     <w:semiHidden/>
     <w:unhideWhenUsed/>
@@ -1676,11 +1611,11 @@
       <w:szCs w:val="26"/>
     </w:rPr>
   </w:style>
-  <w:style w:type="paragraph" w:styleId="Heading3">
+  <w:style w:type="paragraph" w:styleId="Titre3">
     <w:name w:val="heading 3"/>
     <w:basedOn w:val="Normal"/>
     <w:next w:val="Normal"/>
-    <w:link w:val="Heading3Char"/>
+    <w:link w:val="Titre3Car"/>
     <w:uiPriority w:val="9"/>
     <w:semiHidden/>
     <w:unhideWhenUsed/>
@@ -1702,13 +1637,13 @@
       <w:bCs/>
     </w:rPr>
   </w:style>
-  <w:style w:type="character" w:default="1" w:styleId="DefaultParagraphFont">
+  <w:style w:type="character" w:default="1" w:styleId="Policepardfaut">
     <w:name w:val="Default Paragraph Font"/>
     <w:uiPriority w:val="1"/>
     <w:semiHidden/>
     <w:unhideWhenUsed/>
   </w:style>
-  <w:style w:type="table" w:default="1" w:styleId="TableNormal">
+  <w:style w:type="table" w:default="1" w:styleId="TableauNormal">
     <w:name w:val="Normal Table"/>
     <w:uiPriority w:val="99"/>
     <w:semiHidden/>
@@ -1723,15 +1658,15 @@
       </w:tblCellMar>
     </w:tblPr>
   </w:style>
-  <w:style w:type="numbering" w:default="1" w:styleId="NoList">
+  <w:style w:type="numbering" w:default="1" w:styleId="Aucuneliste">
     <w:name w:val="No List"/>
     <w:uiPriority w:val="99"/>
     <w:semiHidden/>
     <w:unhideWhenUsed/>
   </w:style>
-  <w:style w:type="character" w:customStyle="1" w:styleId="Strong1">
-    <w:name w:val="Strong1"/>
-    <w:basedOn w:val="DefaultParagraphFont"/>
+  <w:style w:type="character" w:customStyle="1" w:styleId="strong">
+    <w:name w:val="strong"/>
+    <w:basedOn w:val="Policepardfaut"/>
     <w:uiPriority w:val="1"/>
     <w:qFormat/>
     <w:rsid w:val="007B3E96"/>
@@ -1750,7 +1685,7 @@
   </w:style>
   <w:style w:type="table" w:customStyle="1" w:styleId="tabletemplate">
     <w:name w:val="table_template"/>
-    <w:basedOn w:val="TableNormal"/>
+    <w:basedOn w:val="TableauNormal"/>
     <w:uiPriority w:val="59"/>
     <w:rsid w:val="00F12158"/>
     <w:pPr>
@@ -1786,9 +1721,9 @@
       </w:tcPr>
     </w:tblStylePr>
   </w:style>
-  <w:style w:type="table" w:styleId="LightList-Accent2">
+  <w:style w:type="table" w:styleId="Listeclaire-Accent2">
     <w:name w:val="Light List Accent 2"/>
-    <w:basedOn w:val="TableNormal"/>
+    <w:basedOn w:val="TableauNormal"/>
     <w:uiPriority w:val="61"/>
     <w:rsid w:val="00FC557F"/>
     <w:tblPr>
@@ -1868,10 +1803,10 @@
       </w:tcPr>
     </w:tblStylePr>
   </w:style>
-  <w:style w:type="character" w:customStyle="1" w:styleId="Heading1Char">
-    <w:name w:val="Heading 1 Char"/>
-    <w:basedOn w:val="DefaultParagraphFont"/>
-    <w:link w:val="Heading1"/>
+  <w:style w:type="character" w:customStyle="1" w:styleId="Titre1Car">
+    <w:name w:val="Titre 1 Car"/>
+    <w:basedOn w:val="Policepardfaut"/>
+    <w:link w:val="Titre1"/>
     <w:uiPriority w:val="9"/>
     <w:rsid w:val="00362E65"/>
     <w:rPr>
@@ -1882,10 +1817,10 @@
       <w:szCs w:val="32"/>
     </w:rPr>
   </w:style>
-  <w:style w:type="character" w:customStyle="1" w:styleId="Heading2Char">
-    <w:name w:val="Heading 2 Char"/>
-    <w:basedOn w:val="DefaultParagraphFont"/>
-    <w:link w:val="Heading2"/>
+  <w:style w:type="character" w:customStyle="1" w:styleId="Titre2Car">
+    <w:name w:val="Titre 2 Car"/>
+    <w:basedOn w:val="Policepardfaut"/>
+    <w:link w:val="Titre2"/>
     <w:uiPriority w:val="9"/>
     <w:semiHidden/>
     <w:rsid w:val="00362E65"/>
@@ -1897,10 +1832,10 @@
       <w:szCs w:val="26"/>
     </w:rPr>
   </w:style>
-  <w:style w:type="character" w:customStyle="1" w:styleId="Heading3Char">
-    <w:name w:val="Heading 3 Char"/>
-    <w:basedOn w:val="DefaultParagraphFont"/>
-    <w:link w:val="Heading3"/>
+  <w:style w:type="character" w:customStyle="1" w:styleId="Titre3Car">
+    <w:name w:val="Titre 3 Car"/>
+    <w:basedOn w:val="Policepardfaut"/>
+    <w:link w:val="Titre3"/>
     <w:uiPriority w:val="9"/>
     <w:semiHidden/>
     <w:rsid w:val="00362E65"/>
@@ -1929,9 +1864,9 @@
     <w:qFormat/>
     <w:rsid w:val="00AE18EF"/>
   </w:style>
-  <w:style w:type="table" w:styleId="TableProfessional">
+  <w:style w:type="table" w:styleId="Tableauprofessionnel">
     <w:name w:val="Table Professional"/>
-    <w:basedOn w:val="TableNormal"/>
+    <w:basedOn w:val="TableauNormal"/>
     <w:uiPriority w:val="99"/>
     <w:semiHidden/>
     <w:unhideWhenUsed/>
@@ -1961,7 +1896,7 @@
       </w:tcPr>
     </w:tblStylePr>
   </w:style>
-  <w:style w:type="paragraph" w:styleId="TOC1">
+  <w:style w:type="paragraph" w:styleId="TM1">
     <w:name w:val="toc 1"/>
     <w:basedOn w:val="Normal"/>
     <w:next w:val="Normal"/>
@@ -1973,7 +1908,7 @@
       <w:spacing w:after="100"/>
     </w:pPr>
   </w:style>
-  <w:style w:type="paragraph" w:styleId="TOC2">
+  <w:style w:type="paragraph" w:styleId="TM2">
     <w:name w:val="toc 2"/>
     <w:basedOn w:val="Normal"/>
     <w:next w:val="Normal"/>
@@ -1986,10 +1921,10 @@
       <w:ind w:left="240"/>
     </w:pPr>
   </w:style>
-  <w:style w:type="paragraph" w:styleId="BalloonText">
+  <w:style w:type="paragraph" w:styleId="Textedebulles">
     <w:name w:val="Balloon Text"/>
     <w:basedOn w:val="Normal"/>
-    <w:link w:val="BalloonTextChar"/>
+    <w:link w:val="TextedebullesCar"/>
     <w:uiPriority w:val="99"/>
     <w:semiHidden/>
     <w:unhideWhenUsed/>
@@ -2000,10 +1935,10 @@
       <w:szCs w:val="18"/>
     </w:rPr>
   </w:style>
-  <w:style w:type="character" w:customStyle="1" w:styleId="BalloonTextChar">
-    <w:name w:val="Balloon Text Char"/>
-    <w:basedOn w:val="DefaultParagraphFont"/>
-    <w:link w:val="BalloonText"/>
+  <w:style w:type="character" w:customStyle="1" w:styleId="TextedebullesCar">
+    <w:name w:val="Texte de bulles Car"/>
+    <w:basedOn w:val="Policepardfaut"/>
+    <w:link w:val="Textedebulles"/>
     <w:uiPriority w:val="99"/>
     <w:semiHidden/>
     <w:rsid w:val="00FB63E7"/>
@@ -2015,7 +1950,7 @@
   </w:style>
   <w:style w:type="character" w:customStyle="1" w:styleId="referenceid">
     <w:name w:val="reference_id"/>
-    <w:basedOn w:val="DefaultParagraphFont"/>
+    <w:basedOn w:val="Policepardfaut"/>
     <w:uiPriority w:val="1"/>
     <w:rsid w:val="00457CF1"/>
     <w:rPr>
